--- a/docs/docx/01_기획명세서/spec_audit_log.docx
+++ b/docs/docx/01_기획명세서/spec_audit_log.docx
@@ -799,7 +799,7 @@
                 <w:color w:val="333333"/>
                 <w:sz w:val="18"/>
               </w:rPr>
-              <w:t xml:space="preserve">12가지 액션 유형이다.</w:t>
+              <w:t xml:space="preserve">18가지 액션 유형이다.</w:t>
             </w:r>
           </w:p>
         </w:tc>
@@ -2849,7 +2849,7 @@
                 <w:color w:val="333333"/>
                 <w:sz w:val="18"/>
               </w:rPr>
-              <w:t xml:space="preserve">login/logout/create/update/delete/status_change/permission_change/password_reset/export/bulk_update/settings_change/masking_view이다.</w:t>
+              <w:t xml:space="preserve">LOGIN/LOGIN_FAILED/LOGOUT/MFA_VERIFIED/MFA_FAILED/PASSWORD_CHANGED/USER_CREATED/USER_UPDATED/USER_DELETED/USER_STATUS_CHANGE/PERMISSION_CHANGED/UNMASK_DATA/DATA_EXPORT/DATA_DOWNLOAD/DOWNLOAD_HISTORY_VIEW/SESSION_EXPIRED/ACCESS_DENIED/ACCESS_ATTEMPT/SETTINGS_CHANGED (18가지)이다.</w:t>
             </w:r>
           </w:p>
         </w:tc>
@@ -4377,6 +4377,266 @@
                 <w:color w:val="333333"/>
                 <w:sz w:val="18"/>
               </w:rPr>
+              <w:t xml:space="preserve">sessionId</w:t>
+            </w:r>
+          </w:p>
+        </w:tc>
+        <w:tc>
+          <w:tcPr>
+            <w:tcBorders>
+              <w:top w:val="single" w:sz="4" w:space="0" w:color="BFBFBF"/>
+              <w:bottom w:val="single" w:sz="4" w:space="0" w:color="BFBFBF"/>
+              <w:left w:val="single" w:sz="4" w:space="0" w:color="BFBFBF"/>
+              <w:right w:val="single" w:sz="4" w:space="0" w:color="BFBFBF"/>
+            </w:tcBorders>
+            <w:shd w:fill="F2F7FB" w:val="clear"/>
+            <w:tcMar>
+              <w:top w:w="50" w:type="dxa"/>
+              <w:bottom w:w="50" w:type="dxa"/>
+              <w:left w:w="100" w:type="dxa"/>
+              <w:right w:w="100" w:type="dxa"/>
+            </w:tcMar>
+          </w:tcPr>
+          <w:p>
+            <w:pPr>
+              <w:pStyle w:val="Compact"/>
+              <w:spacing w:before="20" w:after="20" w:line="280" w:lineRule="exact"/>
+              <w:jc w:val="left"/>
+            </w:pPr>
+            <w:r>
+              <w:rPr>
+                <w:rFonts w:ascii="Arial" w:hAnsi="Arial" w:eastAsia="맑은 고딕"/>
+                <w:color w:val="333333"/>
+                <w:sz w:val="18"/>
+              </w:rPr>
+              <w:t xml:space="preserve">String</w:t>
+            </w:r>
+          </w:p>
+        </w:tc>
+        <w:tc>
+          <w:tcPr>
+            <w:tcBorders>
+              <w:top w:val="single" w:sz="4" w:space="0" w:color="BFBFBF"/>
+              <w:bottom w:val="single" w:sz="4" w:space="0" w:color="BFBFBF"/>
+              <w:left w:val="single" w:sz="4" w:space="0" w:color="BFBFBF"/>
+              <w:right w:val="single" w:sz="4" w:space="0" w:color="BFBFBF"/>
+            </w:tcBorders>
+            <w:shd w:fill="F2F7FB" w:val="clear"/>
+            <w:tcMar>
+              <w:top w:w="50" w:type="dxa"/>
+              <w:bottom w:w="50" w:type="dxa"/>
+              <w:left w:w="100" w:type="dxa"/>
+              <w:right w:w="100" w:type="dxa"/>
+            </w:tcMar>
+          </w:tcPr>
+          <w:p>
+            <w:pPr>
+              <w:pStyle w:val="Compact"/>
+              <w:spacing w:before="20" w:after="20" w:line="280" w:lineRule="exact"/>
+              <w:jc w:val="left"/>
+            </w:pPr>
+            <w:r>
+              <w:rPr>
+                <w:rFonts w:ascii="Arial" w:hAnsi="Arial" w:eastAsia="맑은 고딕"/>
+                <w:color w:val="333333"/>
+                <w:sz w:val="18"/>
+              </w:rPr>
+              <w:t xml:space="preserve">N</w:t>
+            </w:r>
+          </w:p>
+        </w:tc>
+        <w:tc>
+          <w:tcPr>
+            <w:tcBorders>
+              <w:top w:val="single" w:sz="4" w:space="0" w:color="BFBFBF"/>
+              <w:bottom w:val="single" w:sz="4" w:space="0" w:color="BFBFBF"/>
+              <w:left w:val="single" w:sz="4" w:space="0" w:color="BFBFBF"/>
+              <w:right w:val="single" w:sz="4" w:space="0" w:color="BFBFBF"/>
+            </w:tcBorders>
+            <w:shd w:fill="F2F7FB" w:val="clear"/>
+            <w:tcMar>
+              <w:top w:w="50" w:type="dxa"/>
+              <w:bottom w:w="50" w:type="dxa"/>
+              <w:left w:w="100" w:type="dxa"/>
+              <w:right w:w="100" w:type="dxa"/>
+            </w:tcMar>
+          </w:tcPr>
+          <w:p>
+            <w:pPr>
+              <w:pStyle w:val="Compact"/>
+              <w:spacing w:before="20" w:after="20" w:line="280" w:lineRule="exact"/>
+              <w:jc w:val="left"/>
+            </w:pPr>
+            <w:r>
+              <w:rPr>
+                <w:rFonts w:ascii="Arial" w:hAnsi="Arial" w:eastAsia="맑은 고딕"/>
+                <w:color w:val="333333"/>
+                <w:sz w:val="18"/>
+              </w:rPr>
+              <w:t xml:space="preserve">세션 식별자다.</w:t>
+            </w:r>
+          </w:p>
+        </w:tc>
+      </w:tr>
+      <w:tr>
+        <w:trPr/>
+        <w:tc>
+          <w:tcPr>
+            <w:tcBorders>
+              <w:top w:val="single" w:sz="4" w:space="0" w:color="BFBFBF"/>
+              <w:bottom w:val="single" w:sz="4" w:space="0" w:color="BFBFBF"/>
+              <w:left w:val="single" w:sz="4" w:space="0" w:color="BFBFBF"/>
+              <w:right w:val="single" w:sz="4" w:space="0" w:color="BFBFBF"/>
+            </w:tcBorders>
+            <w:tcMar>
+              <w:top w:w="50" w:type="dxa"/>
+              <w:bottom w:w="50" w:type="dxa"/>
+              <w:left w:w="100" w:type="dxa"/>
+              <w:right w:w="100" w:type="dxa"/>
+            </w:tcMar>
+          </w:tcPr>
+          <w:p>
+            <w:pPr>
+              <w:pStyle w:val="Compact"/>
+              <w:spacing w:before="20" w:after="20" w:line="280" w:lineRule="exact"/>
+              <w:jc w:val="left"/>
+            </w:pPr>
+            <w:r>
+              <w:rPr>
+                <w:rFonts w:ascii="Arial" w:hAnsi="Arial" w:eastAsia="맑은 고딕"/>
+                <w:b/>
+                <w:color w:val="333333"/>
+                <w:sz w:val="18"/>
+              </w:rPr>
+              <w:t xml:space="preserve">requestId</w:t>
+            </w:r>
+          </w:p>
+        </w:tc>
+        <w:tc>
+          <w:tcPr>
+            <w:tcBorders>
+              <w:top w:val="single" w:sz="4" w:space="0" w:color="BFBFBF"/>
+              <w:bottom w:val="single" w:sz="4" w:space="0" w:color="BFBFBF"/>
+              <w:left w:val="single" w:sz="4" w:space="0" w:color="BFBFBF"/>
+              <w:right w:val="single" w:sz="4" w:space="0" w:color="BFBFBF"/>
+            </w:tcBorders>
+            <w:tcMar>
+              <w:top w:w="50" w:type="dxa"/>
+              <w:bottom w:w="50" w:type="dxa"/>
+              <w:left w:w="100" w:type="dxa"/>
+              <w:right w:w="100" w:type="dxa"/>
+            </w:tcMar>
+          </w:tcPr>
+          <w:p>
+            <w:pPr>
+              <w:pStyle w:val="Compact"/>
+              <w:spacing w:before="20" w:after="20" w:line="280" w:lineRule="exact"/>
+              <w:jc w:val="left"/>
+            </w:pPr>
+            <w:r>
+              <w:rPr>
+                <w:rFonts w:ascii="Arial" w:hAnsi="Arial" w:eastAsia="맑은 고딕"/>
+                <w:color w:val="333333"/>
+                <w:sz w:val="18"/>
+              </w:rPr>
+              <w:t xml:space="preserve">String</w:t>
+            </w:r>
+          </w:p>
+        </w:tc>
+        <w:tc>
+          <w:tcPr>
+            <w:tcBorders>
+              <w:top w:val="single" w:sz="4" w:space="0" w:color="BFBFBF"/>
+              <w:bottom w:val="single" w:sz="4" w:space="0" w:color="BFBFBF"/>
+              <w:left w:val="single" w:sz="4" w:space="0" w:color="BFBFBF"/>
+              <w:right w:val="single" w:sz="4" w:space="0" w:color="BFBFBF"/>
+            </w:tcBorders>
+            <w:tcMar>
+              <w:top w:w="50" w:type="dxa"/>
+              <w:bottom w:w="50" w:type="dxa"/>
+              <w:left w:w="100" w:type="dxa"/>
+              <w:right w:w="100" w:type="dxa"/>
+            </w:tcMar>
+          </w:tcPr>
+          <w:p>
+            <w:pPr>
+              <w:pStyle w:val="Compact"/>
+              <w:spacing w:before="20" w:after="20" w:line="280" w:lineRule="exact"/>
+              <w:jc w:val="left"/>
+            </w:pPr>
+            <w:r>
+              <w:rPr>
+                <w:rFonts w:ascii="Arial" w:hAnsi="Arial" w:eastAsia="맑은 고딕"/>
+                <w:color w:val="333333"/>
+                <w:sz w:val="18"/>
+              </w:rPr>
+              <w:t xml:space="preserve">N</w:t>
+            </w:r>
+          </w:p>
+        </w:tc>
+        <w:tc>
+          <w:tcPr>
+            <w:tcBorders>
+              <w:top w:val="single" w:sz="4" w:space="0" w:color="BFBFBF"/>
+              <w:bottom w:val="single" w:sz="4" w:space="0" w:color="BFBFBF"/>
+              <w:left w:val="single" w:sz="4" w:space="0" w:color="BFBFBF"/>
+              <w:right w:val="single" w:sz="4" w:space="0" w:color="BFBFBF"/>
+            </w:tcBorders>
+            <w:tcMar>
+              <w:top w:w="50" w:type="dxa"/>
+              <w:bottom w:w="50" w:type="dxa"/>
+              <w:left w:w="100" w:type="dxa"/>
+              <w:right w:w="100" w:type="dxa"/>
+            </w:tcMar>
+          </w:tcPr>
+          <w:p>
+            <w:pPr>
+              <w:pStyle w:val="Compact"/>
+              <w:spacing w:before="20" w:after="20" w:line="280" w:lineRule="exact"/>
+              <w:jc w:val="left"/>
+            </w:pPr>
+            <w:r>
+              <w:rPr>
+                <w:rFonts w:ascii="Arial" w:hAnsi="Arial" w:eastAsia="맑은 고딕"/>
+                <w:color w:val="333333"/>
+                <w:sz w:val="18"/>
+              </w:rPr>
+              <w:t xml:space="preserve">요청 추적 ID다.</w:t>
+            </w:r>
+          </w:p>
+        </w:tc>
+      </w:tr>
+      <w:tr>
+        <w:trPr/>
+        <w:tc>
+          <w:tcPr>
+            <w:tcBorders>
+              <w:top w:val="single" w:sz="4" w:space="0" w:color="BFBFBF"/>
+              <w:bottom w:val="single" w:sz="4" w:space="0" w:color="BFBFBF"/>
+              <w:left w:val="single" w:sz="4" w:space="0" w:color="BFBFBF"/>
+              <w:right w:val="single" w:sz="4" w:space="0" w:color="BFBFBF"/>
+            </w:tcBorders>
+            <w:shd w:fill="F2F7FB" w:val="clear"/>
+            <w:tcMar>
+              <w:top w:w="50" w:type="dxa"/>
+              <w:bottom w:w="50" w:type="dxa"/>
+              <w:left w:w="100" w:type="dxa"/>
+              <w:right w:w="100" w:type="dxa"/>
+            </w:tcMar>
+          </w:tcPr>
+          <w:p>
+            <w:pPr>
+              <w:pStyle w:val="Compact"/>
+              <w:spacing w:before="20" w:after="20" w:line="280" w:lineRule="exact"/>
+              <w:jc w:val="left"/>
+            </w:pPr>
+            <w:r>
+              <w:rPr>
+                <w:rFonts w:ascii="Arial" w:hAnsi="Arial" w:eastAsia="맑은 고딕"/>
+                <w:b/>
+                <w:color w:val="333333"/>
+                <w:sz w:val="18"/>
+              </w:rPr>
               <w:t xml:space="preserve">createdAt</w:t>
             </w:r>
           </w:p>
@@ -4474,6 +4734,699 @@
                 <w:sz w:val="18"/>
               </w:rPr>
               <w:t xml:space="preserve">기록 일시다.</w:t>
+            </w:r>
+          </w:p>
+        </w:tc>
+      </w:tr>
+    </w:tbl>
+    <w:p>
+      <w:pPr>
+        <w:pStyle w:val="Heading4"/>
+      </w:pPr>
+      <w:bookmarkStart w:id="28" w:name="알람-설정-auditalarmconfig"/>
+      <w:r>
+        <w:t xml:space="preserve">알람 설정 (AuditAlarmConfig)</w:t>
+      </w:r>
+      <w:bookmarkEnd w:id="28"/>
+    </w:p>
+    <w:tbl>
+      <w:tblPr>
+        <w:tblStyle w:val="Table"/>
+        <w:jc w:val="center"/>
+        <w:tblLook w:firstRow="1"/>
+        <w:tblW w:w="5000" w:type="pct"/>
+      </w:tblPr>
+      <w:tblGrid/>
+      <w:tr>
+        <w:trPr>
+          <w:cnfStyle w:firstRow="1"/>
+          <w:tblHeader/>
+        </w:trPr>
+        <w:tc>
+          <w:tcPr>
+            <w:tcBorders>
+              <w:bottom w:val="single"/>
+            </w:tcBorders>
+            <w:vAlign w:val="bottom"/>
+            <w:tcBorders>
+              <w:top w:val="single" w:sz="6" w:space="0" w:color="2E75B6"/>
+              <w:bottom w:val="single" w:sz="6" w:space="0" w:color="2E75B6"/>
+              <w:left w:val="single" w:sz="4" w:space="0" w:color="BFBFBF"/>
+              <w:right w:val="single" w:sz="4" w:space="0" w:color="BFBFBF"/>
+            </w:tcBorders>
+            <w:shd w:fill="2E75B6" w:val="clear"/>
+            <w:tcMar>
+              <w:top w:w="50" w:type="dxa"/>
+              <w:bottom w:w="50" w:type="dxa"/>
+              <w:left w:w="100" w:type="dxa"/>
+              <w:right w:w="100" w:type="dxa"/>
+            </w:tcMar>
+          </w:tcPr>
+          <w:p>
+            <w:pPr>
+              <w:pStyle w:val="Compact"/>
+              <w:spacing w:before="20" w:after="20" w:line="280" w:lineRule="exact"/>
+              <w:jc w:val="left"/>
+            </w:pPr>
+            <w:r>
+              <w:rPr>
+                <w:rFonts w:ascii="Arial" w:hAnsi="Arial" w:eastAsia="맑은 고딕"/>
+                <w:b/>
+                <w:color w:val="FFFFFF"/>
+                <w:sz w:val="18"/>
+              </w:rPr>
+              <w:t xml:space="preserve">필드</w:t>
+            </w:r>
+          </w:p>
+        </w:tc>
+        <w:tc>
+          <w:tcPr>
+            <w:tcBorders>
+              <w:bottom w:val="single"/>
+            </w:tcBorders>
+            <w:vAlign w:val="bottom"/>
+            <w:tcBorders>
+              <w:top w:val="single" w:sz="6" w:space="0" w:color="2E75B6"/>
+              <w:bottom w:val="single" w:sz="6" w:space="0" w:color="2E75B6"/>
+              <w:left w:val="single" w:sz="4" w:space="0" w:color="BFBFBF"/>
+              <w:right w:val="single" w:sz="4" w:space="0" w:color="BFBFBF"/>
+            </w:tcBorders>
+            <w:shd w:fill="2E75B6" w:val="clear"/>
+            <w:tcMar>
+              <w:top w:w="50" w:type="dxa"/>
+              <w:bottom w:w="50" w:type="dxa"/>
+              <w:left w:w="100" w:type="dxa"/>
+              <w:right w:w="100" w:type="dxa"/>
+            </w:tcMar>
+          </w:tcPr>
+          <w:p>
+            <w:pPr>
+              <w:pStyle w:val="Compact"/>
+              <w:spacing w:before="20" w:after="20" w:line="280" w:lineRule="exact"/>
+              <w:jc w:val="left"/>
+            </w:pPr>
+            <w:r>
+              <w:rPr>
+                <w:rFonts w:ascii="Arial" w:hAnsi="Arial" w:eastAsia="맑은 고딕"/>
+                <w:b/>
+                <w:color w:val="FFFFFF"/>
+                <w:sz w:val="18"/>
+              </w:rPr>
+              <w:t xml:space="preserve">타입</w:t>
+            </w:r>
+          </w:p>
+        </w:tc>
+        <w:tc>
+          <w:tcPr>
+            <w:tcBorders>
+              <w:bottom w:val="single"/>
+            </w:tcBorders>
+            <w:vAlign w:val="bottom"/>
+            <w:tcBorders>
+              <w:top w:val="single" w:sz="6" w:space="0" w:color="2E75B6"/>
+              <w:bottom w:val="single" w:sz="6" w:space="0" w:color="2E75B6"/>
+              <w:left w:val="single" w:sz="4" w:space="0" w:color="BFBFBF"/>
+              <w:right w:val="single" w:sz="4" w:space="0" w:color="BFBFBF"/>
+            </w:tcBorders>
+            <w:shd w:fill="2E75B6" w:val="clear"/>
+            <w:tcMar>
+              <w:top w:w="50" w:type="dxa"/>
+              <w:bottom w:w="50" w:type="dxa"/>
+              <w:left w:w="100" w:type="dxa"/>
+              <w:right w:w="100" w:type="dxa"/>
+            </w:tcMar>
+          </w:tcPr>
+          <w:p>
+            <w:pPr>
+              <w:pStyle w:val="Compact"/>
+              <w:spacing w:before="20" w:after="20" w:line="280" w:lineRule="exact"/>
+              <w:jc w:val="left"/>
+            </w:pPr>
+            <w:r>
+              <w:rPr>
+                <w:rFonts w:ascii="Arial" w:hAnsi="Arial" w:eastAsia="맑은 고딕"/>
+                <w:b/>
+                <w:color w:val="FFFFFF"/>
+                <w:sz w:val="18"/>
+              </w:rPr>
+              <w:t xml:space="preserve">필수</w:t>
+            </w:r>
+          </w:p>
+        </w:tc>
+        <w:tc>
+          <w:tcPr>
+            <w:tcBorders>
+              <w:bottom w:val="single"/>
+            </w:tcBorders>
+            <w:vAlign w:val="bottom"/>
+            <w:tcBorders>
+              <w:top w:val="single" w:sz="6" w:space="0" w:color="2E75B6"/>
+              <w:bottom w:val="single" w:sz="6" w:space="0" w:color="2E75B6"/>
+              <w:left w:val="single" w:sz="4" w:space="0" w:color="BFBFBF"/>
+              <w:right w:val="single" w:sz="4" w:space="0" w:color="BFBFBF"/>
+            </w:tcBorders>
+            <w:shd w:fill="2E75B6" w:val="clear"/>
+            <w:tcMar>
+              <w:top w:w="50" w:type="dxa"/>
+              <w:bottom w:w="50" w:type="dxa"/>
+              <w:left w:w="100" w:type="dxa"/>
+              <w:right w:w="100" w:type="dxa"/>
+            </w:tcMar>
+          </w:tcPr>
+          <w:p>
+            <w:pPr>
+              <w:pStyle w:val="Compact"/>
+              <w:spacing w:before="20" w:after="20" w:line="280" w:lineRule="exact"/>
+              <w:jc w:val="left"/>
+            </w:pPr>
+            <w:r>
+              <w:rPr>
+                <w:rFonts w:ascii="Arial" w:hAnsi="Arial" w:eastAsia="맑은 고딕"/>
+                <w:b/>
+                <w:color w:val="FFFFFF"/>
+                <w:sz w:val="18"/>
+              </w:rPr>
+              <w:t xml:space="preserve">비고</w:t>
+            </w:r>
+          </w:p>
+        </w:tc>
+      </w:tr>
+      <w:tr>
+        <w:trPr/>
+        <w:tc>
+          <w:tcPr>
+            <w:tcBorders>
+              <w:top w:val="single" w:sz="4" w:space="0" w:color="BFBFBF"/>
+              <w:bottom w:val="single" w:sz="4" w:space="0" w:color="BFBFBF"/>
+              <w:left w:val="single" w:sz="4" w:space="0" w:color="BFBFBF"/>
+              <w:right w:val="single" w:sz="4" w:space="0" w:color="BFBFBF"/>
+            </w:tcBorders>
+            <w:tcMar>
+              <w:top w:w="50" w:type="dxa"/>
+              <w:bottom w:w="50" w:type="dxa"/>
+              <w:left w:w="100" w:type="dxa"/>
+              <w:right w:w="100" w:type="dxa"/>
+            </w:tcMar>
+          </w:tcPr>
+          <w:p>
+            <w:pPr>
+              <w:pStyle w:val="Compact"/>
+              <w:spacing w:before="20" w:after="20" w:line="280" w:lineRule="exact"/>
+              <w:jc w:val="left"/>
+            </w:pPr>
+            <w:r>
+              <w:rPr>
+                <w:rFonts w:ascii="Arial" w:hAnsi="Arial" w:eastAsia="맑은 고딕"/>
+                <w:b/>
+                <w:color w:val="333333"/>
+                <w:sz w:val="18"/>
+              </w:rPr>
+              <w:t xml:space="preserve">id</w:t>
+            </w:r>
+          </w:p>
+        </w:tc>
+        <w:tc>
+          <w:tcPr>
+            <w:tcBorders>
+              <w:top w:val="single" w:sz="4" w:space="0" w:color="BFBFBF"/>
+              <w:bottom w:val="single" w:sz="4" w:space="0" w:color="BFBFBF"/>
+              <w:left w:val="single" w:sz="4" w:space="0" w:color="BFBFBF"/>
+              <w:right w:val="single" w:sz="4" w:space="0" w:color="BFBFBF"/>
+            </w:tcBorders>
+            <w:tcMar>
+              <w:top w:w="50" w:type="dxa"/>
+              <w:bottom w:w="50" w:type="dxa"/>
+              <w:left w:w="100" w:type="dxa"/>
+              <w:right w:w="100" w:type="dxa"/>
+            </w:tcMar>
+          </w:tcPr>
+          <w:p>
+            <w:pPr>
+              <w:pStyle w:val="Compact"/>
+              <w:spacing w:before="20" w:after="20" w:line="280" w:lineRule="exact"/>
+              <w:jc w:val="left"/>
+            </w:pPr>
+            <w:r>
+              <w:rPr>
+                <w:rFonts w:ascii="Arial" w:hAnsi="Arial" w:eastAsia="맑은 고딕"/>
+                <w:color w:val="333333"/>
+                <w:sz w:val="18"/>
+              </w:rPr>
+              <w:t xml:space="preserve">UUID</w:t>
+            </w:r>
+          </w:p>
+        </w:tc>
+        <w:tc>
+          <w:tcPr>
+            <w:tcBorders>
+              <w:top w:val="single" w:sz="4" w:space="0" w:color="BFBFBF"/>
+              <w:bottom w:val="single" w:sz="4" w:space="0" w:color="BFBFBF"/>
+              <w:left w:val="single" w:sz="4" w:space="0" w:color="BFBFBF"/>
+              <w:right w:val="single" w:sz="4" w:space="0" w:color="BFBFBF"/>
+            </w:tcBorders>
+            <w:tcMar>
+              <w:top w:w="50" w:type="dxa"/>
+              <w:bottom w:w="50" w:type="dxa"/>
+              <w:left w:w="100" w:type="dxa"/>
+              <w:right w:w="100" w:type="dxa"/>
+            </w:tcMar>
+          </w:tcPr>
+          <w:p>
+            <w:pPr>
+              <w:pStyle w:val="Compact"/>
+              <w:spacing w:before="20" w:after="20" w:line="280" w:lineRule="exact"/>
+              <w:jc w:val="left"/>
+            </w:pPr>
+            <w:r>
+              <w:rPr>
+                <w:rFonts w:ascii="Arial" w:hAnsi="Arial" w:eastAsia="맑은 고딕"/>
+                <w:color w:val="333333"/>
+                <w:sz w:val="18"/>
+              </w:rPr>
+              <w:t xml:space="preserve">Y</w:t>
+            </w:r>
+          </w:p>
+        </w:tc>
+        <w:tc>
+          <w:tcPr>
+            <w:tcBorders>
+              <w:top w:val="single" w:sz="4" w:space="0" w:color="BFBFBF"/>
+              <w:bottom w:val="single" w:sz="4" w:space="0" w:color="BFBFBF"/>
+              <w:left w:val="single" w:sz="4" w:space="0" w:color="BFBFBF"/>
+              <w:right w:val="single" w:sz="4" w:space="0" w:color="BFBFBF"/>
+            </w:tcBorders>
+            <w:tcMar>
+              <w:top w:w="50" w:type="dxa"/>
+              <w:bottom w:w="50" w:type="dxa"/>
+              <w:left w:w="100" w:type="dxa"/>
+              <w:right w:w="100" w:type="dxa"/>
+            </w:tcMar>
+          </w:tcPr>
+          <w:p>
+            <w:pPr>
+              <w:pStyle w:val="Compact"/>
+              <w:spacing w:before="20" w:after="20" w:line="280" w:lineRule="exact"/>
+              <w:jc w:val="left"/>
+            </w:pPr>
+            <w:r>
+              <w:rPr>
+                <w:rFonts w:ascii="Arial" w:hAnsi="Arial" w:eastAsia="맑은 고딕"/>
+                <w:color w:val="333333"/>
+                <w:sz w:val="18"/>
+              </w:rPr>
+              <w:t xml:space="preserve">관리자 계정 ID다.</w:t>
+            </w:r>
+          </w:p>
+        </w:tc>
+      </w:tr>
+      <w:tr>
+        <w:trPr/>
+        <w:tc>
+          <w:tcPr>
+            <w:tcBorders>
+              <w:top w:val="single" w:sz="4" w:space="0" w:color="BFBFBF"/>
+              <w:bottom w:val="single" w:sz="4" w:space="0" w:color="BFBFBF"/>
+              <w:left w:val="single" w:sz="4" w:space="0" w:color="BFBFBF"/>
+              <w:right w:val="single" w:sz="4" w:space="0" w:color="BFBFBF"/>
+            </w:tcBorders>
+            <w:shd w:fill="F2F7FB" w:val="clear"/>
+            <w:tcMar>
+              <w:top w:w="50" w:type="dxa"/>
+              <w:bottom w:w="50" w:type="dxa"/>
+              <w:left w:w="100" w:type="dxa"/>
+              <w:right w:w="100" w:type="dxa"/>
+            </w:tcMar>
+          </w:tcPr>
+          <w:p>
+            <w:pPr>
+              <w:pStyle w:val="Compact"/>
+              <w:spacing w:before="20" w:after="20" w:line="280" w:lineRule="exact"/>
+              <w:jc w:val="left"/>
+            </w:pPr>
+            <w:r>
+              <w:rPr>
+                <w:rFonts w:ascii="Arial" w:hAnsi="Arial" w:eastAsia="맑은 고딕"/>
+                <w:b/>
+                <w:color w:val="333333"/>
+                <w:sz w:val="18"/>
+              </w:rPr>
+              <w:t xml:space="preserve">receiveEmail</w:t>
+            </w:r>
+          </w:p>
+        </w:tc>
+        <w:tc>
+          <w:tcPr>
+            <w:tcBorders>
+              <w:top w:val="single" w:sz="4" w:space="0" w:color="BFBFBF"/>
+              <w:bottom w:val="single" w:sz="4" w:space="0" w:color="BFBFBF"/>
+              <w:left w:val="single" w:sz="4" w:space="0" w:color="BFBFBF"/>
+              <w:right w:val="single" w:sz="4" w:space="0" w:color="BFBFBF"/>
+            </w:tcBorders>
+            <w:shd w:fill="F2F7FB" w:val="clear"/>
+            <w:tcMar>
+              <w:top w:w="50" w:type="dxa"/>
+              <w:bottom w:w="50" w:type="dxa"/>
+              <w:left w:w="100" w:type="dxa"/>
+              <w:right w:w="100" w:type="dxa"/>
+            </w:tcMar>
+          </w:tcPr>
+          <w:p>
+            <w:pPr>
+              <w:pStyle w:val="Compact"/>
+              <w:spacing w:before="20" w:after="20" w:line="280" w:lineRule="exact"/>
+              <w:jc w:val="left"/>
+            </w:pPr>
+            <w:r>
+              <w:rPr>
+                <w:rFonts w:ascii="Arial" w:hAnsi="Arial" w:eastAsia="맑은 고딕"/>
+                <w:color w:val="333333"/>
+                <w:sz w:val="18"/>
+              </w:rPr>
+              <w:t xml:space="preserve">Boolean</w:t>
+            </w:r>
+          </w:p>
+        </w:tc>
+        <w:tc>
+          <w:tcPr>
+            <w:tcBorders>
+              <w:top w:val="single" w:sz="4" w:space="0" w:color="BFBFBF"/>
+              <w:bottom w:val="single" w:sz="4" w:space="0" w:color="BFBFBF"/>
+              <w:left w:val="single" w:sz="4" w:space="0" w:color="BFBFBF"/>
+              <w:right w:val="single" w:sz="4" w:space="0" w:color="BFBFBF"/>
+            </w:tcBorders>
+            <w:shd w:fill="F2F7FB" w:val="clear"/>
+            <w:tcMar>
+              <w:top w:w="50" w:type="dxa"/>
+              <w:bottom w:w="50" w:type="dxa"/>
+              <w:left w:w="100" w:type="dxa"/>
+              <w:right w:w="100" w:type="dxa"/>
+            </w:tcMar>
+          </w:tcPr>
+          <w:p>
+            <w:pPr>
+              <w:pStyle w:val="Compact"/>
+              <w:spacing w:before="20" w:after="20" w:line="280" w:lineRule="exact"/>
+              <w:jc w:val="left"/>
+            </w:pPr>
+            <w:r>
+              <w:rPr>
+                <w:rFonts w:ascii="Arial" w:hAnsi="Arial" w:eastAsia="맑은 고딕"/>
+                <w:color w:val="333333"/>
+                <w:sz w:val="18"/>
+              </w:rPr>
+              <w:t xml:space="preserve">Y</w:t>
+            </w:r>
+          </w:p>
+        </w:tc>
+        <w:tc>
+          <w:tcPr>
+            <w:tcBorders>
+              <w:top w:val="single" w:sz="4" w:space="0" w:color="BFBFBF"/>
+              <w:bottom w:val="single" w:sz="4" w:space="0" w:color="BFBFBF"/>
+              <w:left w:val="single" w:sz="4" w:space="0" w:color="BFBFBF"/>
+              <w:right w:val="single" w:sz="4" w:space="0" w:color="BFBFBF"/>
+            </w:tcBorders>
+            <w:shd w:fill="F2F7FB" w:val="clear"/>
+            <w:tcMar>
+              <w:top w:w="50" w:type="dxa"/>
+              <w:bottom w:w="50" w:type="dxa"/>
+              <w:left w:w="100" w:type="dxa"/>
+              <w:right w:w="100" w:type="dxa"/>
+            </w:tcMar>
+          </w:tcPr>
+          <w:p>
+            <w:pPr>
+              <w:pStyle w:val="Compact"/>
+              <w:spacing w:before="20" w:after="20" w:line="280" w:lineRule="exact"/>
+              <w:jc w:val="left"/>
+            </w:pPr>
+            <w:r>
+              <w:rPr>
+                <w:rFonts w:ascii="Arial" w:hAnsi="Arial" w:eastAsia="맑은 고딕"/>
+                <w:color w:val="333333"/>
+                <w:sz w:val="18"/>
+              </w:rPr>
+              <w:t xml:space="preserve">이메일 알림 수신 여부다.</w:t>
+            </w:r>
+          </w:p>
+        </w:tc>
+      </w:tr>
+      <w:tr>
+        <w:trPr/>
+        <w:tc>
+          <w:tcPr>
+            <w:tcBorders>
+              <w:top w:val="single" w:sz="4" w:space="0" w:color="BFBFBF"/>
+              <w:bottom w:val="single" w:sz="4" w:space="0" w:color="BFBFBF"/>
+              <w:left w:val="single" w:sz="4" w:space="0" w:color="BFBFBF"/>
+              <w:right w:val="single" w:sz="4" w:space="0" w:color="BFBFBF"/>
+            </w:tcBorders>
+            <w:tcMar>
+              <w:top w:w="50" w:type="dxa"/>
+              <w:bottom w:w="50" w:type="dxa"/>
+              <w:left w:w="100" w:type="dxa"/>
+              <w:right w:w="100" w:type="dxa"/>
+            </w:tcMar>
+          </w:tcPr>
+          <w:p>
+            <w:pPr>
+              <w:pStyle w:val="Compact"/>
+              <w:spacing w:before="20" w:after="20" w:line="280" w:lineRule="exact"/>
+              <w:jc w:val="left"/>
+            </w:pPr>
+            <w:r>
+              <w:rPr>
+                <w:rFonts w:ascii="Arial" w:hAnsi="Arial" w:eastAsia="맑은 고딕"/>
+                <w:b/>
+                <w:color w:val="333333"/>
+                <w:sz w:val="18"/>
+              </w:rPr>
+              <w:t xml:space="preserve">receivePush</w:t>
+            </w:r>
+          </w:p>
+        </w:tc>
+        <w:tc>
+          <w:tcPr>
+            <w:tcBorders>
+              <w:top w:val="single" w:sz="4" w:space="0" w:color="BFBFBF"/>
+              <w:bottom w:val="single" w:sz="4" w:space="0" w:color="BFBFBF"/>
+              <w:left w:val="single" w:sz="4" w:space="0" w:color="BFBFBF"/>
+              <w:right w:val="single" w:sz="4" w:space="0" w:color="BFBFBF"/>
+            </w:tcBorders>
+            <w:tcMar>
+              <w:top w:w="50" w:type="dxa"/>
+              <w:bottom w:w="50" w:type="dxa"/>
+              <w:left w:w="100" w:type="dxa"/>
+              <w:right w:w="100" w:type="dxa"/>
+            </w:tcMar>
+          </w:tcPr>
+          <w:p>
+            <w:pPr>
+              <w:pStyle w:val="Compact"/>
+              <w:spacing w:before="20" w:after="20" w:line="280" w:lineRule="exact"/>
+              <w:jc w:val="left"/>
+            </w:pPr>
+            <w:r>
+              <w:rPr>
+                <w:rFonts w:ascii="Arial" w:hAnsi="Arial" w:eastAsia="맑은 고딕"/>
+                <w:color w:val="333333"/>
+                <w:sz w:val="18"/>
+              </w:rPr>
+              <w:t xml:space="preserve">Boolean</w:t>
+            </w:r>
+          </w:p>
+        </w:tc>
+        <w:tc>
+          <w:tcPr>
+            <w:tcBorders>
+              <w:top w:val="single" w:sz="4" w:space="0" w:color="BFBFBF"/>
+              <w:bottom w:val="single" w:sz="4" w:space="0" w:color="BFBFBF"/>
+              <w:left w:val="single" w:sz="4" w:space="0" w:color="BFBFBF"/>
+              <w:right w:val="single" w:sz="4" w:space="0" w:color="BFBFBF"/>
+            </w:tcBorders>
+            <w:tcMar>
+              <w:top w:w="50" w:type="dxa"/>
+              <w:bottom w:w="50" w:type="dxa"/>
+              <w:left w:w="100" w:type="dxa"/>
+              <w:right w:w="100" w:type="dxa"/>
+            </w:tcMar>
+          </w:tcPr>
+          <w:p>
+            <w:pPr>
+              <w:pStyle w:val="Compact"/>
+              <w:spacing w:before="20" w:after="20" w:line="280" w:lineRule="exact"/>
+              <w:jc w:val="left"/>
+            </w:pPr>
+            <w:r>
+              <w:rPr>
+                <w:rFonts w:ascii="Arial" w:hAnsi="Arial" w:eastAsia="맑은 고딕"/>
+                <w:color w:val="333333"/>
+                <w:sz w:val="18"/>
+              </w:rPr>
+              <w:t xml:space="preserve">Y</w:t>
+            </w:r>
+          </w:p>
+        </w:tc>
+        <w:tc>
+          <w:tcPr>
+            <w:tcBorders>
+              <w:top w:val="single" w:sz="4" w:space="0" w:color="BFBFBF"/>
+              <w:bottom w:val="single" w:sz="4" w:space="0" w:color="BFBFBF"/>
+              <w:left w:val="single" w:sz="4" w:space="0" w:color="BFBFBF"/>
+              <w:right w:val="single" w:sz="4" w:space="0" w:color="BFBFBF"/>
+            </w:tcBorders>
+            <w:tcMar>
+              <w:top w:w="50" w:type="dxa"/>
+              <w:bottom w:w="50" w:type="dxa"/>
+              <w:left w:w="100" w:type="dxa"/>
+              <w:right w:w="100" w:type="dxa"/>
+            </w:tcMar>
+          </w:tcPr>
+          <w:p>
+            <w:pPr>
+              <w:pStyle w:val="Compact"/>
+              <w:spacing w:before="20" w:after="20" w:line="280" w:lineRule="exact"/>
+              <w:jc w:val="left"/>
+            </w:pPr>
+            <w:r>
+              <w:rPr>
+                <w:rFonts w:ascii="Arial" w:hAnsi="Arial" w:eastAsia="맑은 고딕"/>
+                <w:color w:val="333333"/>
+                <w:sz w:val="18"/>
+              </w:rPr>
+              <w:t xml:space="preserve">푸시 알림 수신 여부다.</w:t>
+            </w:r>
+          </w:p>
+        </w:tc>
+      </w:tr>
+      <w:tr>
+        <w:trPr/>
+        <w:tc>
+          <w:tcPr>
+            <w:tcBorders>
+              <w:top w:val="single" w:sz="4" w:space="0" w:color="BFBFBF"/>
+              <w:bottom w:val="single" w:sz="4" w:space="0" w:color="BFBFBF"/>
+              <w:left w:val="single" w:sz="4" w:space="0" w:color="BFBFBF"/>
+              <w:right w:val="single" w:sz="4" w:space="0" w:color="BFBFBF"/>
+            </w:tcBorders>
+            <w:shd w:fill="F2F7FB" w:val="clear"/>
+            <w:tcMar>
+              <w:top w:w="50" w:type="dxa"/>
+              <w:bottom w:w="50" w:type="dxa"/>
+              <w:left w:w="100" w:type="dxa"/>
+              <w:right w:w="100" w:type="dxa"/>
+            </w:tcMar>
+          </w:tcPr>
+          <w:p>
+            <w:pPr>
+              <w:pStyle w:val="Compact"/>
+              <w:spacing w:before="20" w:after="20" w:line="280" w:lineRule="exact"/>
+              <w:jc w:val="left"/>
+            </w:pPr>
+            <w:r>
+              <w:rPr>
+                <w:rFonts w:ascii="Arial" w:hAnsi="Arial" w:eastAsia="맑은 고딕"/>
+                <w:b/>
+                <w:color w:val="333333"/>
+                <w:sz w:val="18"/>
+              </w:rPr>
+              <w:t xml:space="preserve">monitoredActions</w:t>
+            </w:r>
+          </w:p>
+        </w:tc>
+        <w:tc>
+          <w:tcPr>
+            <w:tcBorders>
+              <w:top w:val="single" w:sz="4" w:space="0" w:color="BFBFBF"/>
+              <w:bottom w:val="single" w:sz="4" w:space="0" w:color="BFBFBF"/>
+              <w:left w:val="single" w:sz="4" w:space="0" w:color="BFBFBF"/>
+              <w:right w:val="single" w:sz="4" w:space="0" w:color="BFBFBF"/>
+            </w:tcBorders>
+            <w:shd w:fill="F2F7FB" w:val="clear"/>
+            <w:tcMar>
+              <w:top w:w="50" w:type="dxa"/>
+              <w:bottom w:w="50" w:type="dxa"/>
+              <w:left w:w="100" w:type="dxa"/>
+              <w:right w:w="100" w:type="dxa"/>
+            </w:tcMar>
+          </w:tcPr>
+          <w:p>
+            <w:pPr>
+              <w:pStyle w:val="Compact"/>
+              <w:spacing w:before="20" w:after="20" w:line="280" w:lineRule="exact"/>
+              <w:jc w:val="left"/>
+            </w:pPr>
+            <w:r>
+              <w:rPr>
+                <w:rFonts w:ascii="Arial" w:hAnsi="Arial" w:eastAsia="맑은 고딕"/>
+                <w:color w:val="333333"/>
+                <w:sz w:val="18"/>
+              </w:rPr>
+              <w:t xml:space="preserve">JSON</w:t>
+            </w:r>
+          </w:p>
+        </w:tc>
+        <w:tc>
+          <w:tcPr>
+            <w:tcBorders>
+              <w:top w:val="single" w:sz="4" w:space="0" w:color="BFBFBF"/>
+              <w:bottom w:val="single" w:sz="4" w:space="0" w:color="BFBFBF"/>
+              <w:left w:val="single" w:sz="4" w:space="0" w:color="BFBFBF"/>
+              <w:right w:val="single" w:sz="4" w:space="0" w:color="BFBFBF"/>
+            </w:tcBorders>
+            <w:shd w:fill="F2F7FB" w:val="clear"/>
+            <w:tcMar>
+              <w:top w:w="50" w:type="dxa"/>
+              <w:bottom w:w="50" w:type="dxa"/>
+              <w:left w:w="100" w:type="dxa"/>
+              <w:right w:w="100" w:type="dxa"/>
+            </w:tcMar>
+          </w:tcPr>
+          <w:p>
+            <w:pPr>
+              <w:pStyle w:val="Compact"/>
+              <w:spacing w:before="20" w:after="20" w:line="280" w:lineRule="exact"/>
+              <w:jc w:val="left"/>
+            </w:pPr>
+            <w:r>
+              <w:rPr>
+                <w:rFonts w:ascii="Arial" w:hAnsi="Arial" w:eastAsia="맑은 고딕"/>
+                <w:color w:val="333333"/>
+                <w:sz w:val="18"/>
+              </w:rPr>
+              <w:t xml:space="preserve">Y</w:t>
+            </w:r>
+          </w:p>
+        </w:tc>
+        <w:tc>
+          <w:tcPr>
+            <w:tcBorders>
+              <w:top w:val="single" w:sz="4" w:space="0" w:color="BFBFBF"/>
+              <w:bottom w:val="single" w:sz="4" w:space="0" w:color="BFBFBF"/>
+              <w:left w:val="single" w:sz="4" w:space="0" w:color="BFBFBF"/>
+              <w:right w:val="single" w:sz="4" w:space="0" w:color="BFBFBF"/>
+            </w:tcBorders>
+            <w:shd w:fill="F2F7FB" w:val="clear"/>
+            <w:tcMar>
+              <w:top w:w="50" w:type="dxa"/>
+              <w:bottom w:w="50" w:type="dxa"/>
+              <w:left w:w="100" w:type="dxa"/>
+              <w:right w:w="100" w:type="dxa"/>
+            </w:tcMar>
+          </w:tcPr>
+          <w:p>
+            <w:pPr>
+              <w:pStyle w:val="Compact"/>
+              <w:spacing w:before="20" w:after="20" w:line="280" w:lineRule="exact"/>
+              <w:jc w:val="left"/>
+            </w:pPr>
+            <w:r>
+              <w:rPr>
+                <w:rFonts w:ascii="Arial" w:hAnsi="Arial" w:eastAsia="맑은 고딕"/>
+                <w:color w:val="333333"/>
+                <w:sz w:val="18"/>
+              </w:rPr>
+              <w:t xml:space="preserve">알림 대상 액션 배열이다.</w:t>
             </w:r>
           </w:p>
         </w:tc>
@@ -4499,7 +5452,7 @@
         <w:t xml:space="preserve"> </w:t>
       </w:r>
       <w:r>
-        <w:t xml:space="preserve">- 민감 작업(permission_change, password_reset, masking_view, export)은 severity=warning 이상으로 기록한다.</w:t>
+        <w:t xml:space="preserve">- 심각도 매핑: LOGIN_FAILED/MFA_FAILED/PASSWORD_CHANGED/USER_STATUS_CHANGE/UNMASK_DATA/DATA_EXPORT/SETTINGS_CHANGED=warning, USER_DELETED/PERMISSION_CHANGED/ACCESS_DENIED=critical, 나머지=info이다.</w:t>
       </w:r>
       <w:r>
         <w:t xml:space="preserve"> </w:t>

--- a/docs/docx/01_기획명세서/spec_audit_log.docx
+++ b/docs/docx/01_기획명세서/spec_audit_log.docx
@@ -5554,6 +5554,1462 @@
       </w:r>
       <w:r>
         <w:t xml:space="preserve">— AuditAlarmConfig를 통해 critical 로그 발생 시 Slack/이메일 알림을 발송할 수 있다.</w:t>
+      </w:r>
+    </w:p>
+    <w:p>
+      <w:r>
+        <w:pict>
+          <v:rect style="width:0;height:1.5pt" o:hralign="center" o:hrstd="t" o:hr="t"/>
+        </w:pict>
+      </w:r>
+    </w:p>
+    <w:p>
+      <w:pPr>
+        <w:pStyle w:val="Heading2"/>
+      </w:pPr>
+      <w:bookmarkStart w:id="29" w:name="정상작동-시나리오"/>
+      <w:r>
+        <w:t xml:space="preserve">4. 정상작동 시나리오</w:t>
+      </w:r>
+      <w:bookmarkEnd w:id="29"/>
+    </w:p>
+    <w:p>
+      <w:pPr>
+        <w:pStyle w:val="Heading3"/>
+      </w:pPr>
+      <w:bookmarkStart w:id="30" w:name="시나리오-1-감사-로그-조회"/>
+      <w:r>
+        <w:t xml:space="preserve">시나리오 1: 감사 로그 조회</w:t>
+      </w:r>
+      <w:bookmarkEnd w:id="30"/>
+    </w:p>
+    <w:tbl>
+      <w:tblPr>
+        <w:tblStyle w:val="Table"/>
+        <w:jc w:val="center"/>
+        <w:tblLook w:firstRow="1"/>
+        <w:tblW w:w="5000" w:type="pct"/>
+      </w:tblPr>
+      <w:tblGrid/>
+      <w:tr>
+        <w:trPr>
+          <w:cnfStyle w:firstRow="1"/>
+          <w:tblHeader/>
+        </w:trPr>
+        <w:tc>
+          <w:tcPr>
+            <w:tcBorders>
+              <w:bottom w:val="single"/>
+            </w:tcBorders>
+            <w:vAlign w:val="bottom"/>
+            <w:tcBorders>
+              <w:top w:val="single" w:sz="6" w:space="0" w:color="2E75B6"/>
+              <w:bottom w:val="single" w:sz="6" w:space="0" w:color="2E75B6"/>
+              <w:left w:val="single" w:sz="4" w:space="0" w:color="BFBFBF"/>
+              <w:right w:val="single" w:sz="4" w:space="0" w:color="BFBFBF"/>
+            </w:tcBorders>
+            <w:shd w:fill="2E75B6" w:val="clear"/>
+            <w:tcMar>
+              <w:top w:w="50" w:type="dxa"/>
+              <w:bottom w:w="50" w:type="dxa"/>
+              <w:left w:w="100" w:type="dxa"/>
+              <w:right w:w="100" w:type="dxa"/>
+            </w:tcMar>
+          </w:tcPr>
+          <w:p>
+            <w:pPr>
+              <w:pStyle w:val="Compact"/>
+              <w:spacing w:before="20" w:after="20" w:line="280" w:lineRule="exact"/>
+              <w:jc w:val="left"/>
+            </w:pPr>
+            <w:r>
+              <w:rPr>
+                <w:rFonts w:ascii="Arial" w:hAnsi="Arial" w:eastAsia="맑은 고딕"/>
+                <w:b/>
+                <w:color w:val="FFFFFF"/>
+                <w:sz w:val="18"/>
+              </w:rPr>
+              <w:t xml:space="preserve">단계</w:t>
+            </w:r>
+          </w:p>
+        </w:tc>
+        <w:tc>
+          <w:tcPr>
+            <w:tcBorders>
+              <w:bottom w:val="single"/>
+            </w:tcBorders>
+            <w:vAlign w:val="bottom"/>
+            <w:tcBorders>
+              <w:top w:val="single" w:sz="6" w:space="0" w:color="2E75B6"/>
+              <w:bottom w:val="single" w:sz="6" w:space="0" w:color="2E75B6"/>
+              <w:left w:val="single" w:sz="4" w:space="0" w:color="BFBFBF"/>
+              <w:right w:val="single" w:sz="4" w:space="0" w:color="BFBFBF"/>
+            </w:tcBorders>
+            <w:shd w:fill="2E75B6" w:val="clear"/>
+            <w:tcMar>
+              <w:top w:w="50" w:type="dxa"/>
+              <w:bottom w:w="50" w:type="dxa"/>
+              <w:left w:w="100" w:type="dxa"/>
+              <w:right w:w="100" w:type="dxa"/>
+            </w:tcMar>
+          </w:tcPr>
+          <w:p>
+            <w:pPr>
+              <w:pStyle w:val="Compact"/>
+              <w:spacing w:before="20" w:after="20" w:line="280" w:lineRule="exact"/>
+              <w:jc w:val="left"/>
+            </w:pPr>
+            <w:r>
+              <w:rPr>
+                <w:rFonts w:ascii="Arial" w:hAnsi="Arial" w:eastAsia="맑은 고딕"/>
+                <w:b/>
+                <w:color w:val="FFFFFF"/>
+                <w:sz w:val="18"/>
+              </w:rPr>
+              <w:t xml:space="preserve">사용자 행동</w:t>
+            </w:r>
+          </w:p>
+        </w:tc>
+        <w:tc>
+          <w:tcPr>
+            <w:tcBorders>
+              <w:bottom w:val="single"/>
+            </w:tcBorders>
+            <w:vAlign w:val="bottom"/>
+            <w:tcBorders>
+              <w:top w:val="single" w:sz="6" w:space="0" w:color="2E75B6"/>
+              <w:bottom w:val="single" w:sz="6" w:space="0" w:color="2E75B6"/>
+              <w:left w:val="single" w:sz="4" w:space="0" w:color="BFBFBF"/>
+              <w:right w:val="single" w:sz="4" w:space="0" w:color="BFBFBF"/>
+            </w:tcBorders>
+            <w:shd w:fill="2E75B6" w:val="clear"/>
+            <w:tcMar>
+              <w:top w:w="50" w:type="dxa"/>
+              <w:bottom w:w="50" w:type="dxa"/>
+              <w:left w:w="100" w:type="dxa"/>
+              <w:right w:w="100" w:type="dxa"/>
+            </w:tcMar>
+          </w:tcPr>
+          <w:p>
+            <w:pPr>
+              <w:pStyle w:val="Compact"/>
+              <w:spacing w:before="20" w:after="20" w:line="280" w:lineRule="exact"/>
+              <w:jc w:val="left"/>
+            </w:pPr>
+            <w:r>
+              <w:rPr>
+                <w:rFonts w:ascii="Arial" w:hAnsi="Arial" w:eastAsia="맑은 고딕"/>
+                <w:b/>
+                <w:color w:val="FFFFFF"/>
+                <w:sz w:val="18"/>
+              </w:rPr>
+              <w:t xml:space="preserve">시스템 응답</w:t>
+            </w:r>
+          </w:p>
+        </w:tc>
+        <w:tc>
+          <w:tcPr>
+            <w:tcBorders>
+              <w:bottom w:val="single"/>
+            </w:tcBorders>
+            <w:vAlign w:val="bottom"/>
+            <w:tcBorders>
+              <w:top w:val="single" w:sz="6" w:space="0" w:color="2E75B6"/>
+              <w:bottom w:val="single" w:sz="6" w:space="0" w:color="2E75B6"/>
+              <w:left w:val="single" w:sz="4" w:space="0" w:color="BFBFBF"/>
+              <w:right w:val="single" w:sz="4" w:space="0" w:color="BFBFBF"/>
+            </w:tcBorders>
+            <w:shd w:fill="2E75B6" w:val="clear"/>
+            <w:tcMar>
+              <w:top w:w="50" w:type="dxa"/>
+              <w:bottom w:w="50" w:type="dxa"/>
+              <w:left w:w="100" w:type="dxa"/>
+              <w:right w:w="100" w:type="dxa"/>
+            </w:tcMar>
+          </w:tcPr>
+          <w:p>
+            <w:pPr>
+              <w:pStyle w:val="Compact"/>
+              <w:spacing w:before="20" w:after="20" w:line="280" w:lineRule="exact"/>
+              <w:jc w:val="left"/>
+            </w:pPr>
+            <w:r>
+              <w:rPr>
+                <w:rFonts w:ascii="Arial" w:hAnsi="Arial" w:eastAsia="맑은 고딕"/>
+                <w:b/>
+                <w:color w:val="FFFFFF"/>
+                <w:sz w:val="18"/>
+              </w:rPr>
+              <w:t xml:space="preserve">검증 포인트</w:t>
+            </w:r>
+          </w:p>
+        </w:tc>
+      </w:tr>
+      <w:tr>
+        <w:trPr/>
+        <w:tc>
+          <w:tcPr>
+            <w:tcBorders>
+              <w:top w:val="single" w:sz="4" w:space="0" w:color="BFBFBF"/>
+              <w:bottom w:val="single" w:sz="4" w:space="0" w:color="BFBFBF"/>
+              <w:left w:val="single" w:sz="4" w:space="0" w:color="BFBFBF"/>
+              <w:right w:val="single" w:sz="4" w:space="0" w:color="BFBFBF"/>
+            </w:tcBorders>
+            <w:tcMar>
+              <w:top w:w="50" w:type="dxa"/>
+              <w:bottom w:w="50" w:type="dxa"/>
+              <w:left w:w="100" w:type="dxa"/>
+              <w:right w:w="100" w:type="dxa"/>
+            </w:tcMar>
+          </w:tcPr>
+          <w:p>
+            <w:pPr>
+              <w:pStyle w:val="Compact"/>
+              <w:spacing w:before="20" w:after="20" w:line="280" w:lineRule="exact"/>
+              <w:jc w:val="left"/>
+            </w:pPr>
+            <w:r>
+              <w:rPr>
+                <w:rFonts w:ascii="Arial" w:hAnsi="Arial" w:eastAsia="맑은 고딕"/>
+                <w:color w:val="333333"/>
+                <w:sz w:val="18"/>
+              </w:rPr>
+              <w:t xml:space="preserve">1</w:t>
+            </w:r>
+          </w:p>
+        </w:tc>
+        <w:tc>
+          <w:tcPr>
+            <w:tcBorders>
+              <w:top w:val="single" w:sz="4" w:space="0" w:color="BFBFBF"/>
+              <w:bottom w:val="single" w:sz="4" w:space="0" w:color="BFBFBF"/>
+              <w:left w:val="single" w:sz="4" w:space="0" w:color="BFBFBF"/>
+              <w:right w:val="single" w:sz="4" w:space="0" w:color="BFBFBF"/>
+            </w:tcBorders>
+            <w:tcMar>
+              <w:top w:w="50" w:type="dxa"/>
+              <w:bottom w:w="50" w:type="dxa"/>
+              <w:left w:w="100" w:type="dxa"/>
+              <w:right w:w="100" w:type="dxa"/>
+            </w:tcMar>
+          </w:tcPr>
+          <w:p>
+            <w:pPr>
+              <w:pStyle w:val="Compact"/>
+              <w:spacing w:before="20" w:after="20" w:line="280" w:lineRule="exact"/>
+              <w:jc w:val="left"/>
+            </w:pPr>
+            <w:r>
+              <w:rPr>
+                <w:rFonts w:ascii="Arial" w:hAnsi="Arial" w:eastAsia="맑은 고딕"/>
+                <w:color w:val="333333"/>
+                <w:sz w:val="18"/>
+              </w:rPr>
+              <w:t xml:space="preserve">감사 로그 페이지 진입</w:t>
+            </w:r>
+          </w:p>
+        </w:tc>
+        <w:tc>
+          <w:tcPr>
+            <w:tcBorders>
+              <w:top w:val="single" w:sz="4" w:space="0" w:color="BFBFBF"/>
+              <w:bottom w:val="single" w:sz="4" w:space="0" w:color="BFBFBF"/>
+              <w:left w:val="single" w:sz="4" w:space="0" w:color="BFBFBF"/>
+              <w:right w:val="single" w:sz="4" w:space="0" w:color="BFBFBF"/>
+            </w:tcBorders>
+            <w:tcMar>
+              <w:top w:w="50" w:type="dxa"/>
+              <w:bottom w:w="50" w:type="dxa"/>
+              <w:left w:w="100" w:type="dxa"/>
+              <w:right w:w="100" w:type="dxa"/>
+            </w:tcMar>
+          </w:tcPr>
+          <w:p>
+            <w:pPr>
+              <w:pStyle w:val="Compact"/>
+              <w:spacing w:before="20" w:after="20" w:line="280" w:lineRule="exact"/>
+              <w:jc w:val="left"/>
+            </w:pPr>
+            <w:r>
+              <w:rPr>
+                <w:rFonts w:ascii="Arial" w:hAnsi="Arial" w:eastAsia="맑은 고딕"/>
+                <w:color w:val="333333"/>
+                <w:sz w:val="18"/>
+              </w:rPr>
+              <w:t xml:space="preserve">최근 로그 목록 로드</w:t>
+            </w:r>
+          </w:p>
+        </w:tc>
+        <w:tc>
+          <w:tcPr>
+            <w:tcBorders>
+              <w:top w:val="single" w:sz="4" w:space="0" w:color="BFBFBF"/>
+              <w:bottom w:val="single" w:sz="4" w:space="0" w:color="BFBFBF"/>
+              <w:left w:val="single" w:sz="4" w:space="0" w:color="BFBFBF"/>
+              <w:right w:val="single" w:sz="4" w:space="0" w:color="BFBFBF"/>
+            </w:tcBorders>
+            <w:tcMar>
+              <w:top w:w="50" w:type="dxa"/>
+              <w:bottom w:w="50" w:type="dxa"/>
+              <w:left w:w="100" w:type="dxa"/>
+              <w:right w:w="100" w:type="dxa"/>
+            </w:tcMar>
+          </w:tcPr>
+          <w:p>
+            <w:pPr>
+              <w:pStyle w:val="Compact"/>
+              <w:spacing w:before="20" w:after="20" w:line="280" w:lineRule="exact"/>
+              <w:jc w:val="left"/>
+            </w:pPr>
+            <w:r>
+              <w:rPr>
+                <w:rFonts w:ascii="Arial" w:hAnsi="Arial" w:eastAsia="맑은 고딕"/>
+                <w:color w:val="333333"/>
+                <w:sz w:val="18"/>
+              </w:rPr>
+              <w:t xml:space="preserve">최신순 정렬, 페이지네이션</w:t>
+            </w:r>
+          </w:p>
+        </w:tc>
+      </w:tr>
+      <w:tr>
+        <w:trPr/>
+        <w:tc>
+          <w:tcPr>
+            <w:tcBorders>
+              <w:top w:val="single" w:sz="4" w:space="0" w:color="BFBFBF"/>
+              <w:bottom w:val="single" w:sz="4" w:space="0" w:color="BFBFBF"/>
+              <w:left w:val="single" w:sz="4" w:space="0" w:color="BFBFBF"/>
+              <w:right w:val="single" w:sz="4" w:space="0" w:color="BFBFBF"/>
+            </w:tcBorders>
+            <w:shd w:fill="F2F7FB" w:val="clear"/>
+            <w:tcMar>
+              <w:top w:w="50" w:type="dxa"/>
+              <w:bottom w:w="50" w:type="dxa"/>
+              <w:left w:w="100" w:type="dxa"/>
+              <w:right w:w="100" w:type="dxa"/>
+            </w:tcMar>
+          </w:tcPr>
+          <w:p>
+            <w:pPr>
+              <w:pStyle w:val="Compact"/>
+              <w:spacing w:before="20" w:after="20" w:line="280" w:lineRule="exact"/>
+              <w:jc w:val="left"/>
+            </w:pPr>
+            <w:r>
+              <w:rPr>
+                <w:rFonts w:ascii="Arial" w:hAnsi="Arial" w:eastAsia="맑은 고딕"/>
+                <w:color w:val="333333"/>
+                <w:sz w:val="18"/>
+              </w:rPr>
+              <w:t xml:space="preserve">2</w:t>
+            </w:r>
+          </w:p>
+        </w:tc>
+        <w:tc>
+          <w:tcPr>
+            <w:tcBorders>
+              <w:top w:val="single" w:sz="4" w:space="0" w:color="BFBFBF"/>
+              <w:bottom w:val="single" w:sz="4" w:space="0" w:color="BFBFBF"/>
+              <w:left w:val="single" w:sz="4" w:space="0" w:color="BFBFBF"/>
+              <w:right w:val="single" w:sz="4" w:space="0" w:color="BFBFBF"/>
+            </w:tcBorders>
+            <w:shd w:fill="F2F7FB" w:val="clear"/>
+            <w:tcMar>
+              <w:top w:w="50" w:type="dxa"/>
+              <w:bottom w:w="50" w:type="dxa"/>
+              <w:left w:w="100" w:type="dxa"/>
+              <w:right w:w="100" w:type="dxa"/>
+            </w:tcMar>
+          </w:tcPr>
+          <w:p>
+            <w:pPr>
+              <w:pStyle w:val="Compact"/>
+              <w:spacing w:before="20" w:after="20" w:line="280" w:lineRule="exact"/>
+              <w:jc w:val="left"/>
+            </w:pPr>
+            <w:r>
+              <w:rPr>
+                <w:rFonts w:ascii="Arial" w:hAnsi="Arial" w:eastAsia="맑은 고딕"/>
+                <w:color w:val="333333"/>
+                <w:sz w:val="18"/>
+              </w:rPr>
+              <w:t xml:space="preserve">필터: 액션=</w:t>
+            </w:r>
+            <w:r>
+              <w:rPr>
+                <w:rFonts w:ascii="Arial" w:hAnsi="Arial" w:eastAsia="맑은 고딕"/>
+                <w:color w:val="333333"/>
+                <w:sz w:val="18"/>
+              </w:rPr>
+              <w:t xml:space="preserve">“</w:t>
+            </w:r>
+            <w:r>
+              <w:rPr>
+                <w:rFonts w:ascii="Arial" w:hAnsi="Arial" w:eastAsia="맑은 고딕"/>
+                <w:color w:val="333333"/>
+                <w:sz w:val="18"/>
+              </w:rPr>
+              <w:t xml:space="preserve">LOGIN_FAILED</w:t>
+            </w:r>
+            <w:r>
+              <w:rPr>
+                <w:rFonts w:ascii="Arial" w:hAnsi="Arial" w:eastAsia="맑은 고딕"/>
+                <w:color w:val="333333"/>
+                <w:sz w:val="18"/>
+              </w:rPr>
+              <w:t xml:space="preserve">”</w:t>
+            </w:r>
+            <w:r>
+              <w:rPr>
+                <w:rFonts w:ascii="Arial" w:hAnsi="Arial" w:eastAsia="맑은 고딕"/>
+                <w:color w:val="333333"/>
+                <w:sz w:val="18"/>
+              </w:rPr>
+              <w:t xml:space="preserve"> </w:t>
+            </w:r>
+            <w:r>
+              <w:rPr>
+                <w:rFonts w:ascii="Arial" w:hAnsi="Arial" w:eastAsia="맑은 고딕"/>
+                <w:color w:val="333333"/>
+                <w:sz w:val="18"/>
+              </w:rPr>
+              <w:t xml:space="preserve">+ 기간 설정</w:t>
+            </w:r>
+          </w:p>
+        </w:tc>
+        <w:tc>
+          <w:tcPr>
+            <w:tcBorders>
+              <w:top w:val="single" w:sz="4" w:space="0" w:color="BFBFBF"/>
+              <w:bottom w:val="single" w:sz="4" w:space="0" w:color="BFBFBF"/>
+              <w:left w:val="single" w:sz="4" w:space="0" w:color="BFBFBF"/>
+              <w:right w:val="single" w:sz="4" w:space="0" w:color="BFBFBF"/>
+            </w:tcBorders>
+            <w:shd w:fill="F2F7FB" w:val="clear"/>
+            <w:tcMar>
+              <w:top w:w="50" w:type="dxa"/>
+              <w:bottom w:w="50" w:type="dxa"/>
+              <w:left w:w="100" w:type="dxa"/>
+              <w:right w:w="100" w:type="dxa"/>
+            </w:tcMar>
+          </w:tcPr>
+          <w:p>
+            <w:pPr>
+              <w:pStyle w:val="Compact"/>
+              <w:spacing w:before="20" w:after="20" w:line="280" w:lineRule="exact"/>
+              <w:jc w:val="left"/>
+            </w:pPr>
+            <w:r>
+              <w:rPr>
+                <w:rFonts w:ascii="Arial" w:hAnsi="Arial" w:eastAsia="맑은 고딕"/>
+                <w:color w:val="333333"/>
+                <w:sz w:val="18"/>
+              </w:rPr>
+              <w:t xml:space="preserve">필터 적용 → 목록 갱신</w:t>
+            </w:r>
+          </w:p>
+        </w:tc>
+        <w:tc>
+          <w:tcPr>
+            <w:tcBorders>
+              <w:top w:val="single" w:sz="4" w:space="0" w:color="BFBFBF"/>
+              <w:bottom w:val="single" w:sz="4" w:space="0" w:color="BFBFBF"/>
+              <w:left w:val="single" w:sz="4" w:space="0" w:color="BFBFBF"/>
+              <w:right w:val="single" w:sz="4" w:space="0" w:color="BFBFBF"/>
+            </w:tcBorders>
+            <w:shd w:fill="F2F7FB" w:val="clear"/>
+            <w:tcMar>
+              <w:top w:w="50" w:type="dxa"/>
+              <w:bottom w:w="50" w:type="dxa"/>
+              <w:left w:w="100" w:type="dxa"/>
+              <w:right w:w="100" w:type="dxa"/>
+            </w:tcMar>
+          </w:tcPr>
+          <w:p>
+            <w:pPr>
+              <w:pStyle w:val="Compact"/>
+              <w:spacing w:before="20" w:after="20" w:line="280" w:lineRule="exact"/>
+              <w:jc w:val="left"/>
+            </w:pPr>
+            <w:r>
+              <w:rPr>
+                <w:rFonts w:ascii="Arial" w:hAnsi="Arial" w:eastAsia="맑은 고딕"/>
+                <w:color w:val="333333"/>
+                <w:sz w:val="18"/>
+              </w:rPr>
+              <w:t xml:space="preserve">복합 필터 AND</w:t>
+            </w:r>
+          </w:p>
+        </w:tc>
+      </w:tr>
+      <w:tr>
+        <w:trPr/>
+        <w:tc>
+          <w:tcPr>
+            <w:tcBorders>
+              <w:top w:val="single" w:sz="4" w:space="0" w:color="BFBFBF"/>
+              <w:bottom w:val="single" w:sz="4" w:space="0" w:color="BFBFBF"/>
+              <w:left w:val="single" w:sz="4" w:space="0" w:color="BFBFBF"/>
+              <w:right w:val="single" w:sz="4" w:space="0" w:color="BFBFBF"/>
+            </w:tcBorders>
+            <w:tcMar>
+              <w:top w:w="50" w:type="dxa"/>
+              <w:bottom w:w="50" w:type="dxa"/>
+              <w:left w:w="100" w:type="dxa"/>
+              <w:right w:w="100" w:type="dxa"/>
+            </w:tcMar>
+          </w:tcPr>
+          <w:p>
+            <w:pPr>
+              <w:pStyle w:val="Compact"/>
+              <w:spacing w:before="20" w:after="20" w:line="280" w:lineRule="exact"/>
+              <w:jc w:val="left"/>
+            </w:pPr>
+            <w:r>
+              <w:rPr>
+                <w:rFonts w:ascii="Arial" w:hAnsi="Arial" w:eastAsia="맑은 고딕"/>
+                <w:color w:val="333333"/>
+                <w:sz w:val="18"/>
+              </w:rPr>
+              <w:t xml:space="preserve">3</w:t>
+            </w:r>
+          </w:p>
+        </w:tc>
+        <w:tc>
+          <w:tcPr>
+            <w:tcBorders>
+              <w:top w:val="single" w:sz="4" w:space="0" w:color="BFBFBF"/>
+              <w:bottom w:val="single" w:sz="4" w:space="0" w:color="BFBFBF"/>
+              <w:left w:val="single" w:sz="4" w:space="0" w:color="BFBFBF"/>
+              <w:right w:val="single" w:sz="4" w:space="0" w:color="BFBFBF"/>
+            </w:tcBorders>
+            <w:tcMar>
+              <w:top w:w="50" w:type="dxa"/>
+              <w:bottom w:w="50" w:type="dxa"/>
+              <w:left w:w="100" w:type="dxa"/>
+              <w:right w:w="100" w:type="dxa"/>
+            </w:tcMar>
+          </w:tcPr>
+          <w:p>
+            <w:pPr>
+              <w:pStyle w:val="Compact"/>
+              <w:spacing w:before="20" w:after="20" w:line="280" w:lineRule="exact"/>
+              <w:jc w:val="left"/>
+            </w:pPr>
+            <w:r>
+              <w:rPr>
+                <w:rFonts w:ascii="Arial" w:hAnsi="Arial" w:eastAsia="맑은 고딕"/>
+                <w:color w:val="333333"/>
+                <w:sz w:val="18"/>
+              </w:rPr>
+              <w:t xml:space="preserve">로그 행 클릭</w:t>
+            </w:r>
+          </w:p>
+        </w:tc>
+        <w:tc>
+          <w:tcPr>
+            <w:tcBorders>
+              <w:top w:val="single" w:sz="4" w:space="0" w:color="BFBFBF"/>
+              <w:bottom w:val="single" w:sz="4" w:space="0" w:color="BFBFBF"/>
+              <w:left w:val="single" w:sz="4" w:space="0" w:color="BFBFBF"/>
+              <w:right w:val="single" w:sz="4" w:space="0" w:color="BFBFBF"/>
+            </w:tcBorders>
+            <w:tcMar>
+              <w:top w:w="50" w:type="dxa"/>
+              <w:bottom w:w="50" w:type="dxa"/>
+              <w:left w:w="100" w:type="dxa"/>
+              <w:right w:w="100" w:type="dxa"/>
+            </w:tcMar>
+          </w:tcPr>
+          <w:p>
+            <w:pPr>
+              <w:pStyle w:val="Compact"/>
+              <w:spacing w:before="20" w:after="20" w:line="280" w:lineRule="exact"/>
+              <w:jc w:val="left"/>
+            </w:pPr>
+            <w:r>
+              <w:rPr>
+                <w:rFonts w:ascii="Arial" w:hAnsi="Arial" w:eastAsia="맑은 고딕"/>
+                <w:color w:val="333333"/>
+                <w:sz w:val="18"/>
+              </w:rPr>
+              <w:t xml:space="preserve">상세 모달: IP, User-Agent, 요청 본문</w:t>
+            </w:r>
+          </w:p>
+        </w:tc>
+        <w:tc>
+          <w:tcPr>
+            <w:tcBorders>
+              <w:top w:val="single" w:sz="4" w:space="0" w:color="BFBFBF"/>
+              <w:bottom w:val="single" w:sz="4" w:space="0" w:color="BFBFBF"/>
+              <w:left w:val="single" w:sz="4" w:space="0" w:color="BFBFBF"/>
+              <w:right w:val="single" w:sz="4" w:space="0" w:color="BFBFBF"/>
+            </w:tcBorders>
+            <w:tcMar>
+              <w:top w:w="50" w:type="dxa"/>
+              <w:bottom w:w="50" w:type="dxa"/>
+              <w:left w:w="100" w:type="dxa"/>
+              <w:right w:w="100" w:type="dxa"/>
+            </w:tcMar>
+          </w:tcPr>
+          <w:p>
+            <w:pPr>
+              <w:pStyle w:val="Compact"/>
+              <w:spacing w:before="20" w:after="20" w:line="280" w:lineRule="exact"/>
+              <w:jc w:val="left"/>
+            </w:pPr>
+            <w:r>
+              <w:rPr>
+                <w:rFonts w:ascii="Arial" w:hAnsi="Arial" w:eastAsia="맑은 고딕"/>
+                <w:color w:val="333333"/>
+                <w:sz w:val="18"/>
+              </w:rPr>
+              <w:t xml:space="preserve">sessionId, requestId 표시</w:t>
+            </w:r>
+          </w:p>
+        </w:tc>
+      </w:tr>
+    </w:tbl>
+    <w:p>
+      <w:pPr>
+        <w:pStyle w:val="Heading3"/>
+      </w:pPr>
+      <w:bookmarkStart w:id="31" w:name="시나리오-2-알림-설정"/>
+      <w:r>
+        <w:t xml:space="preserve">시나리오 2: 알림 설정</w:t>
+      </w:r>
+      <w:bookmarkEnd w:id="31"/>
+    </w:p>
+    <w:tbl>
+      <w:tblPr>
+        <w:tblStyle w:val="Table"/>
+        <w:jc w:val="center"/>
+        <w:tblLook w:firstRow="1"/>
+        <w:tblW w:w="5000" w:type="pct"/>
+      </w:tblPr>
+      <w:tblGrid/>
+      <w:tr>
+        <w:trPr>
+          <w:cnfStyle w:firstRow="1"/>
+          <w:tblHeader/>
+        </w:trPr>
+        <w:tc>
+          <w:tcPr>
+            <w:tcBorders>
+              <w:bottom w:val="single"/>
+            </w:tcBorders>
+            <w:vAlign w:val="bottom"/>
+            <w:tcBorders>
+              <w:top w:val="single" w:sz="6" w:space="0" w:color="2E75B6"/>
+              <w:bottom w:val="single" w:sz="6" w:space="0" w:color="2E75B6"/>
+              <w:left w:val="single" w:sz="4" w:space="0" w:color="BFBFBF"/>
+              <w:right w:val="single" w:sz="4" w:space="0" w:color="BFBFBF"/>
+            </w:tcBorders>
+            <w:shd w:fill="2E75B6" w:val="clear"/>
+            <w:tcMar>
+              <w:top w:w="50" w:type="dxa"/>
+              <w:bottom w:w="50" w:type="dxa"/>
+              <w:left w:w="100" w:type="dxa"/>
+              <w:right w:w="100" w:type="dxa"/>
+            </w:tcMar>
+          </w:tcPr>
+          <w:p>
+            <w:pPr>
+              <w:pStyle w:val="Compact"/>
+              <w:spacing w:before="20" w:after="20" w:line="280" w:lineRule="exact"/>
+              <w:jc w:val="left"/>
+            </w:pPr>
+            <w:r>
+              <w:rPr>
+                <w:rFonts w:ascii="Arial" w:hAnsi="Arial" w:eastAsia="맑은 고딕"/>
+                <w:b/>
+                <w:color w:val="FFFFFF"/>
+                <w:sz w:val="18"/>
+              </w:rPr>
+              <w:t xml:space="preserve">단계</w:t>
+            </w:r>
+          </w:p>
+        </w:tc>
+        <w:tc>
+          <w:tcPr>
+            <w:tcBorders>
+              <w:bottom w:val="single"/>
+            </w:tcBorders>
+            <w:vAlign w:val="bottom"/>
+            <w:tcBorders>
+              <w:top w:val="single" w:sz="6" w:space="0" w:color="2E75B6"/>
+              <w:bottom w:val="single" w:sz="6" w:space="0" w:color="2E75B6"/>
+              <w:left w:val="single" w:sz="4" w:space="0" w:color="BFBFBF"/>
+              <w:right w:val="single" w:sz="4" w:space="0" w:color="BFBFBF"/>
+            </w:tcBorders>
+            <w:shd w:fill="2E75B6" w:val="clear"/>
+            <w:tcMar>
+              <w:top w:w="50" w:type="dxa"/>
+              <w:bottom w:w="50" w:type="dxa"/>
+              <w:left w:w="100" w:type="dxa"/>
+              <w:right w:w="100" w:type="dxa"/>
+            </w:tcMar>
+          </w:tcPr>
+          <w:p>
+            <w:pPr>
+              <w:pStyle w:val="Compact"/>
+              <w:spacing w:before="20" w:after="20" w:line="280" w:lineRule="exact"/>
+              <w:jc w:val="left"/>
+            </w:pPr>
+            <w:r>
+              <w:rPr>
+                <w:rFonts w:ascii="Arial" w:hAnsi="Arial" w:eastAsia="맑은 고딕"/>
+                <w:b/>
+                <w:color w:val="FFFFFF"/>
+                <w:sz w:val="18"/>
+              </w:rPr>
+              <w:t xml:space="preserve">사용자 행동</w:t>
+            </w:r>
+          </w:p>
+        </w:tc>
+        <w:tc>
+          <w:tcPr>
+            <w:tcBorders>
+              <w:bottom w:val="single"/>
+            </w:tcBorders>
+            <w:vAlign w:val="bottom"/>
+            <w:tcBorders>
+              <w:top w:val="single" w:sz="6" w:space="0" w:color="2E75B6"/>
+              <w:bottom w:val="single" w:sz="6" w:space="0" w:color="2E75B6"/>
+              <w:left w:val="single" w:sz="4" w:space="0" w:color="BFBFBF"/>
+              <w:right w:val="single" w:sz="4" w:space="0" w:color="BFBFBF"/>
+            </w:tcBorders>
+            <w:shd w:fill="2E75B6" w:val="clear"/>
+            <w:tcMar>
+              <w:top w:w="50" w:type="dxa"/>
+              <w:bottom w:w="50" w:type="dxa"/>
+              <w:left w:w="100" w:type="dxa"/>
+              <w:right w:w="100" w:type="dxa"/>
+            </w:tcMar>
+          </w:tcPr>
+          <w:p>
+            <w:pPr>
+              <w:pStyle w:val="Compact"/>
+              <w:spacing w:before="20" w:after="20" w:line="280" w:lineRule="exact"/>
+              <w:jc w:val="left"/>
+            </w:pPr>
+            <w:r>
+              <w:rPr>
+                <w:rFonts w:ascii="Arial" w:hAnsi="Arial" w:eastAsia="맑은 고딕"/>
+                <w:b/>
+                <w:color w:val="FFFFFF"/>
+                <w:sz w:val="18"/>
+              </w:rPr>
+              <w:t xml:space="preserve">시스템 응답</w:t>
+            </w:r>
+          </w:p>
+        </w:tc>
+        <w:tc>
+          <w:tcPr>
+            <w:tcBorders>
+              <w:bottom w:val="single"/>
+            </w:tcBorders>
+            <w:vAlign w:val="bottom"/>
+            <w:tcBorders>
+              <w:top w:val="single" w:sz="6" w:space="0" w:color="2E75B6"/>
+              <w:bottom w:val="single" w:sz="6" w:space="0" w:color="2E75B6"/>
+              <w:left w:val="single" w:sz="4" w:space="0" w:color="BFBFBF"/>
+              <w:right w:val="single" w:sz="4" w:space="0" w:color="BFBFBF"/>
+            </w:tcBorders>
+            <w:shd w:fill="2E75B6" w:val="clear"/>
+            <w:tcMar>
+              <w:top w:w="50" w:type="dxa"/>
+              <w:bottom w:w="50" w:type="dxa"/>
+              <w:left w:w="100" w:type="dxa"/>
+              <w:right w:w="100" w:type="dxa"/>
+            </w:tcMar>
+          </w:tcPr>
+          <w:p>
+            <w:pPr>
+              <w:pStyle w:val="Compact"/>
+              <w:spacing w:before="20" w:after="20" w:line="280" w:lineRule="exact"/>
+              <w:jc w:val="left"/>
+            </w:pPr>
+            <w:r>
+              <w:rPr>
+                <w:rFonts w:ascii="Arial" w:hAnsi="Arial" w:eastAsia="맑은 고딕"/>
+                <w:b/>
+                <w:color w:val="FFFFFF"/>
+                <w:sz w:val="18"/>
+              </w:rPr>
+              <w:t xml:space="preserve">검증 포인트</w:t>
+            </w:r>
+          </w:p>
+        </w:tc>
+      </w:tr>
+      <w:tr>
+        <w:trPr/>
+        <w:tc>
+          <w:tcPr>
+            <w:tcBorders>
+              <w:top w:val="single" w:sz="4" w:space="0" w:color="BFBFBF"/>
+              <w:bottom w:val="single" w:sz="4" w:space="0" w:color="BFBFBF"/>
+              <w:left w:val="single" w:sz="4" w:space="0" w:color="BFBFBF"/>
+              <w:right w:val="single" w:sz="4" w:space="0" w:color="BFBFBF"/>
+            </w:tcBorders>
+            <w:tcMar>
+              <w:top w:w="50" w:type="dxa"/>
+              <w:bottom w:w="50" w:type="dxa"/>
+              <w:left w:w="100" w:type="dxa"/>
+              <w:right w:w="100" w:type="dxa"/>
+            </w:tcMar>
+          </w:tcPr>
+          <w:p>
+            <w:pPr>
+              <w:pStyle w:val="Compact"/>
+              <w:spacing w:before="20" w:after="20" w:line="280" w:lineRule="exact"/>
+              <w:jc w:val="left"/>
+            </w:pPr>
+            <w:r>
+              <w:rPr>
+                <w:rFonts w:ascii="Arial" w:hAnsi="Arial" w:eastAsia="맑은 고딕"/>
+                <w:color w:val="333333"/>
+                <w:sz w:val="18"/>
+              </w:rPr>
+              <w:t xml:space="preserve">1</w:t>
+            </w:r>
+          </w:p>
+        </w:tc>
+        <w:tc>
+          <w:tcPr>
+            <w:tcBorders>
+              <w:top w:val="single" w:sz="4" w:space="0" w:color="BFBFBF"/>
+              <w:bottom w:val="single" w:sz="4" w:space="0" w:color="BFBFBF"/>
+              <w:left w:val="single" w:sz="4" w:space="0" w:color="BFBFBF"/>
+              <w:right w:val="single" w:sz="4" w:space="0" w:color="BFBFBF"/>
+            </w:tcBorders>
+            <w:tcMar>
+              <w:top w:w="50" w:type="dxa"/>
+              <w:bottom w:w="50" w:type="dxa"/>
+              <w:left w:w="100" w:type="dxa"/>
+              <w:right w:w="100" w:type="dxa"/>
+            </w:tcMar>
+          </w:tcPr>
+          <w:p>
+            <w:pPr>
+              <w:pStyle w:val="Compact"/>
+              <w:spacing w:before="20" w:after="20" w:line="280" w:lineRule="exact"/>
+              <w:jc w:val="left"/>
+            </w:pPr>
+            <w:r>
+              <w:rPr>
+                <w:rFonts w:ascii="Arial" w:hAnsi="Arial" w:eastAsia="맑은 고딕"/>
+                <w:color w:val="333333"/>
+                <w:sz w:val="18"/>
+              </w:rPr>
+              <w:t xml:space="preserve">알림 설정 탭 진입</w:t>
+            </w:r>
+          </w:p>
+        </w:tc>
+        <w:tc>
+          <w:tcPr>
+            <w:tcBorders>
+              <w:top w:val="single" w:sz="4" w:space="0" w:color="BFBFBF"/>
+              <w:bottom w:val="single" w:sz="4" w:space="0" w:color="BFBFBF"/>
+              <w:left w:val="single" w:sz="4" w:space="0" w:color="BFBFBF"/>
+              <w:right w:val="single" w:sz="4" w:space="0" w:color="BFBFBF"/>
+            </w:tcBorders>
+            <w:tcMar>
+              <w:top w:w="50" w:type="dxa"/>
+              <w:bottom w:w="50" w:type="dxa"/>
+              <w:left w:w="100" w:type="dxa"/>
+              <w:right w:w="100" w:type="dxa"/>
+            </w:tcMar>
+          </w:tcPr>
+          <w:p>
+            <w:pPr>
+              <w:pStyle w:val="Compact"/>
+              <w:spacing w:before="20" w:after="20" w:line="280" w:lineRule="exact"/>
+              <w:jc w:val="left"/>
+            </w:pPr>
+            <w:r>
+              <w:rPr>
+                <w:rFonts w:ascii="Arial" w:hAnsi="Arial" w:eastAsia="맑은 고딕"/>
+                <w:color w:val="333333"/>
+                <w:sz w:val="18"/>
+              </w:rPr>
+              <w:t xml:space="preserve">현재 알림 설정 로드</w:t>
+            </w:r>
+          </w:p>
+        </w:tc>
+        <w:tc>
+          <w:tcPr>
+            <w:tcBorders>
+              <w:top w:val="single" w:sz="4" w:space="0" w:color="BFBFBF"/>
+              <w:bottom w:val="single" w:sz="4" w:space="0" w:color="BFBFBF"/>
+              <w:left w:val="single" w:sz="4" w:space="0" w:color="BFBFBF"/>
+              <w:right w:val="single" w:sz="4" w:space="0" w:color="BFBFBF"/>
+            </w:tcBorders>
+            <w:tcMar>
+              <w:top w:w="50" w:type="dxa"/>
+              <w:bottom w:w="50" w:type="dxa"/>
+              <w:left w:w="100" w:type="dxa"/>
+              <w:right w:w="100" w:type="dxa"/>
+            </w:tcMar>
+          </w:tcPr>
+          <w:p>
+            <w:pPr>
+              <w:pStyle w:val="Compact"/>
+              <w:spacing w:before="20" w:after="20" w:line="280" w:lineRule="exact"/>
+              <w:jc w:val="left"/>
+            </w:pPr>
+            <w:r>
+              <w:rPr>
+                <w:rFonts w:ascii="Arial" w:hAnsi="Arial" w:eastAsia="맑은 고딕"/>
+                <w:color w:val="333333"/>
+                <w:sz w:val="18"/>
+              </w:rPr>
+              <w:t xml:space="preserve">AuditAlarmConfig</w:t>
+            </w:r>
+          </w:p>
+        </w:tc>
+      </w:tr>
+      <w:tr>
+        <w:trPr/>
+        <w:tc>
+          <w:tcPr>
+            <w:tcBorders>
+              <w:top w:val="single" w:sz="4" w:space="0" w:color="BFBFBF"/>
+              <w:bottom w:val="single" w:sz="4" w:space="0" w:color="BFBFBF"/>
+              <w:left w:val="single" w:sz="4" w:space="0" w:color="BFBFBF"/>
+              <w:right w:val="single" w:sz="4" w:space="0" w:color="BFBFBF"/>
+            </w:tcBorders>
+            <w:shd w:fill="F2F7FB" w:val="clear"/>
+            <w:tcMar>
+              <w:top w:w="50" w:type="dxa"/>
+              <w:bottom w:w="50" w:type="dxa"/>
+              <w:left w:w="100" w:type="dxa"/>
+              <w:right w:w="100" w:type="dxa"/>
+            </w:tcMar>
+          </w:tcPr>
+          <w:p>
+            <w:pPr>
+              <w:pStyle w:val="Compact"/>
+              <w:spacing w:before="20" w:after="20" w:line="280" w:lineRule="exact"/>
+              <w:jc w:val="left"/>
+            </w:pPr>
+            <w:r>
+              <w:rPr>
+                <w:rFonts w:ascii="Arial" w:hAnsi="Arial" w:eastAsia="맑은 고딕"/>
+                <w:color w:val="333333"/>
+                <w:sz w:val="18"/>
+              </w:rPr>
+              <w:t xml:space="preserve">2</w:t>
+            </w:r>
+          </w:p>
+        </w:tc>
+        <w:tc>
+          <w:tcPr>
+            <w:tcBorders>
+              <w:top w:val="single" w:sz="4" w:space="0" w:color="BFBFBF"/>
+              <w:bottom w:val="single" w:sz="4" w:space="0" w:color="BFBFBF"/>
+              <w:left w:val="single" w:sz="4" w:space="0" w:color="BFBFBF"/>
+              <w:right w:val="single" w:sz="4" w:space="0" w:color="BFBFBF"/>
+            </w:tcBorders>
+            <w:shd w:fill="F2F7FB" w:val="clear"/>
+            <w:tcMar>
+              <w:top w:w="50" w:type="dxa"/>
+              <w:bottom w:w="50" w:type="dxa"/>
+              <w:left w:w="100" w:type="dxa"/>
+              <w:right w:w="100" w:type="dxa"/>
+            </w:tcMar>
+          </w:tcPr>
+          <w:p>
+            <w:pPr>
+              <w:pStyle w:val="Compact"/>
+              <w:spacing w:before="20" w:after="20" w:line="280" w:lineRule="exact"/>
+              <w:jc w:val="left"/>
+            </w:pPr>
+            <w:r>
+              <w:rPr>
+                <w:rFonts w:ascii="Arial" w:hAnsi="Arial" w:eastAsia="맑은 고딕"/>
+                <w:color w:val="333333"/>
+                <w:sz w:val="18"/>
+              </w:rPr>
+              <w:t xml:space="preserve">모니터링 액션 선택 (ACCESS_DENIED 등)</w:t>
+            </w:r>
+          </w:p>
+        </w:tc>
+        <w:tc>
+          <w:tcPr>
+            <w:tcBorders>
+              <w:top w:val="single" w:sz="4" w:space="0" w:color="BFBFBF"/>
+              <w:bottom w:val="single" w:sz="4" w:space="0" w:color="BFBFBF"/>
+              <w:left w:val="single" w:sz="4" w:space="0" w:color="BFBFBF"/>
+              <w:right w:val="single" w:sz="4" w:space="0" w:color="BFBFBF"/>
+            </w:tcBorders>
+            <w:shd w:fill="F2F7FB" w:val="clear"/>
+            <w:tcMar>
+              <w:top w:w="50" w:type="dxa"/>
+              <w:bottom w:w="50" w:type="dxa"/>
+              <w:left w:w="100" w:type="dxa"/>
+              <w:right w:w="100" w:type="dxa"/>
+            </w:tcMar>
+          </w:tcPr>
+          <w:p>
+            <w:pPr>
+              <w:pStyle w:val="Compact"/>
+              <w:spacing w:before="20" w:after="20" w:line="280" w:lineRule="exact"/>
+              <w:jc w:val="left"/>
+            </w:pPr>
+            <w:r>
+              <w:rPr>
+                <w:rFonts w:ascii="Arial" w:hAnsi="Arial" w:eastAsia="맑은 고딕"/>
+                <w:color w:val="333333"/>
+                <w:sz w:val="18"/>
+              </w:rPr>
+              <w:t xml:space="preserve">체크박스 선택</w:t>
+            </w:r>
+          </w:p>
+        </w:tc>
+        <w:tc>
+          <w:tcPr>
+            <w:tcBorders>
+              <w:top w:val="single" w:sz="4" w:space="0" w:color="BFBFBF"/>
+              <w:bottom w:val="single" w:sz="4" w:space="0" w:color="BFBFBF"/>
+              <w:left w:val="single" w:sz="4" w:space="0" w:color="BFBFBF"/>
+              <w:right w:val="single" w:sz="4" w:space="0" w:color="BFBFBF"/>
+            </w:tcBorders>
+            <w:shd w:fill="F2F7FB" w:val="clear"/>
+            <w:tcMar>
+              <w:top w:w="50" w:type="dxa"/>
+              <w:bottom w:w="50" w:type="dxa"/>
+              <w:left w:w="100" w:type="dxa"/>
+              <w:right w:w="100" w:type="dxa"/>
+            </w:tcMar>
+          </w:tcPr>
+          <w:p>
+            <w:pPr>
+              <w:pStyle w:val="Compact"/>
+              <w:spacing w:before="20" w:after="20" w:line="280" w:lineRule="exact"/>
+              <w:jc w:val="left"/>
+            </w:pPr>
+            <w:r>
+              <w:rPr>
+                <w:rFonts w:ascii="Arial" w:hAnsi="Arial" w:eastAsia="맑은 고딕"/>
+                <w:color w:val="333333"/>
+                <w:sz w:val="18"/>
+              </w:rPr>
+              <w:t xml:space="preserve">monitoredActions 배열</w:t>
+            </w:r>
+          </w:p>
+        </w:tc>
+      </w:tr>
+      <w:tr>
+        <w:trPr/>
+        <w:tc>
+          <w:tcPr>
+            <w:tcBorders>
+              <w:top w:val="single" w:sz="4" w:space="0" w:color="BFBFBF"/>
+              <w:bottom w:val="single" w:sz="4" w:space="0" w:color="BFBFBF"/>
+              <w:left w:val="single" w:sz="4" w:space="0" w:color="BFBFBF"/>
+              <w:right w:val="single" w:sz="4" w:space="0" w:color="BFBFBF"/>
+            </w:tcBorders>
+            <w:tcMar>
+              <w:top w:w="50" w:type="dxa"/>
+              <w:bottom w:w="50" w:type="dxa"/>
+              <w:left w:w="100" w:type="dxa"/>
+              <w:right w:w="100" w:type="dxa"/>
+            </w:tcMar>
+          </w:tcPr>
+          <w:p>
+            <w:pPr>
+              <w:pStyle w:val="Compact"/>
+              <w:spacing w:before="20" w:after="20" w:line="280" w:lineRule="exact"/>
+              <w:jc w:val="left"/>
+            </w:pPr>
+            <w:r>
+              <w:rPr>
+                <w:rFonts w:ascii="Arial" w:hAnsi="Arial" w:eastAsia="맑은 고딕"/>
+                <w:color w:val="333333"/>
+                <w:sz w:val="18"/>
+              </w:rPr>
+              <w:t xml:space="preserve">3</w:t>
+            </w:r>
+          </w:p>
+        </w:tc>
+        <w:tc>
+          <w:tcPr>
+            <w:tcBorders>
+              <w:top w:val="single" w:sz="4" w:space="0" w:color="BFBFBF"/>
+              <w:bottom w:val="single" w:sz="4" w:space="0" w:color="BFBFBF"/>
+              <w:left w:val="single" w:sz="4" w:space="0" w:color="BFBFBF"/>
+              <w:right w:val="single" w:sz="4" w:space="0" w:color="BFBFBF"/>
+            </w:tcBorders>
+            <w:tcMar>
+              <w:top w:w="50" w:type="dxa"/>
+              <w:bottom w:w="50" w:type="dxa"/>
+              <w:left w:w="100" w:type="dxa"/>
+              <w:right w:w="100" w:type="dxa"/>
+            </w:tcMar>
+          </w:tcPr>
+          <w:p>
+            <w:pPr>
+              <w:pStyle w:val="Compact"/>
+              <w:spacing w:before="20" w:after="20" w:line="280" w:lineRule="exact"/>
+              <w:jc w:val="left"/>
+            </w:pPr>
+            <w:r>
+              <w:rPr>
+                <w:rFonts w:ascii="Arial" w:hAnsi="Arial" w:eastAsia="맑은 고딕"/>
+                <w:color w:val="333333"/>
+                <w:sz w:val="18"/>
+              </w:rPr>
+              <w:t xml:space="preserve">알림 채널: 이메일 ON, 푸시 ON</w:t>
+            </w:r>
+          </w:p>
+        </w:tc>
+        <w:tc>
+          <w:tcPr>
+            <w:tcBorders>
+              <w:top w:val="single" w:sz="4" w:space="0" w:color="BFBFBF"/>
+              <w:bottom w:val="single" w:sz="4" w:space="0" w:color="BFBFBF"/>
+              <w:left w:val="single" w:sz="4" w:space="0" w:color="BFBFBF"/>
+              <w:right w:val="single" w:sz="4" w:space="0" w:color="BFBFBF"/>
+            </w:tcBorders>
+            <w:tcMar>
+              <w:top w:w="50" w:type="dxa"/>
+              <w:bottom w:w="50" w:type="dxa"/>
+              <w:left w:w="100" w:type="dxa"/>
+              <w:right w:w="100" w:type="dxa"/>
+            </w:tcMar>
+          </w:tcPr>
+          <w:p>
+            <w:pPr>
+              <w:pStyle w:val="Compact"/>
+              <w:spacing w:before="20" w:after="20" w:line="280" w:lineRule="exact"/>
+              <w:jc w:val="left"/>
+            </w:pPr>
+            <w:r>
+              <w:rPr>
+                <w:rFonts w:ascii="Arial" w:hAnsi="Arial" w:eastAsia="맑은 고딕"/>
+                <w:color w:val="333333"/>
+                <w:sz w:val="18"/>
+              </w:rPr>
+              <w:t xml:space="preserve">토글 스위치</w:t>
+            </w:r>
+          </w:p>
+        </w:tc>
+        <w:tc>
+          <w:tcPr>
+            <w:tcBorders>
+              <w:top w:val="single" w:sz="4" w:space="0" w:color="BFBFBF"/>
+              <w:bottom w:val="single" w:sz="4" w:space="0" w:color="BFBFBF"/>
+              <w:left w:val="single" w:sz="4" w:space="0" w:color="BFBFBF"/>
+              <w:right w:val="single" w:sz="4" w:space="0" w:color="BFBFBF"/>
+            </w:tcBorders>
+            <w:tcMar>
+              <w:top w:w="50" w:type="dxa"/>
+              <w:bottom w:w="50" w:type="dxa"/>
+              <w:left w:w="100" w:type="dxa"/>
+              <w:right w:w="100" w:type="dxa"/>
+            </w:tcMar>
+          </w:tcPr>
+          <w:p>
+            <w:pPr>
+              <w:pStyle w:val="Compact"/>
+              <w:spacing w:before="20" w:after="20" w:line="280" w:lineRule="exact"/>
+              <w:jc w:val="left"/>
+            </w:pPr>
+            <w:r>
+              <w:rPr>
+                <w:rFonts w:ascii="Arial" w:hAnsi="Arial" w:eastAsia="맑은 고딕"/>
+                <w:color w:val="333333"/>
+                <w:sz w:val="18"/>
+              </w:rPr>
+              <w:t xml:space="preserve">receiveEmail, receivePush</w:t>
+            </w:r>
+          </w:p>
+        </w:tc>
+      </w:tr>
+      <w:tr>
+        <w:trPr/>
+        <w:tc>
+          <w:tcPr>
+            <w:tcBorders>
+              <w:top w:val="single" w:sz="4" w:space="0" w:color="BFBFBF"/>
+              <w:bottom w:val="single" w:sz="4" w:space="0" w:color="BFBFBF"/>
+              <w:left w:val="single" w:sz="4" w:space="0" w:color="BFBFBF"/>
+              <w:right w:val="single" w:sz="4" w:space="0" w:color="BFBFBF"/>
+            </w:tcBorders>
+            <w:shd w:fill="F2F7FB" w:val="clear"/>
+            <w:tcMar>
+              <w:top w:w="50" w:type="dxa"/>
+              <w:bottom w:w="50" w:type="dxa"/>
+              <w:left w:w="100" w:type="dxa"/>
+              <w:right w:w="100" w:type="dxa"/>
+            </w:tcMar>
+          </w:tcPr>
+          <w:p>
+            <w:pPr>
+              <w:pStyle w:val="Compact"/>
+              <w:spacing w:before="20" w:after="20" w:line="280" w:lineRule="exact"/>
+              <w:jc w:val="left"/>
+            </w:pPr>
+            <w:r>
+              <w:rPr>
+                <w:rFonts w:ascii="Arial" w:hAnsi="Arial" w:eastAsia="맑은 고딕"/>
+                <w:color w:val="333333"/>
+                <w:sz w:val="18"/>
+              </w:rPr>
+              <w:t xml:space="preserve">4</w:t>
+            </w:r>
+          </w:p>
+        </w:tc>
+        <w:tc>
+          <w:tcPr>
+            <w:tcBorders>
+              <w:top w:val="single" w:sz="4" w:space="0" w:color="BFBFBF"/>
+              <w:bottom w:val="single" w:sz="4" w:space="0" w:color="BFBFBF"/>
+              <w:left w:val="single" w:sz="4" w:space="0" w:color="BFBFBF"/>
+              <w:right w:val="single" w:sz="4" w:space="0" w:color="BFBFBF"/>
+            </w:tcBorders>
+            <w:shd w:fill="F2F7FB" w:val="clear"/>
+            <w:tcMar>
+              <w:top w:w="50" w:type="dxa"/>
+              <w:bottom w:w="50" w:type="dxa"/>
+              <w:left w:w="100" w:type="dxa"/>
+              <w:right w:w="100" w:type="dxa"/>
+            </w:tcMar>
+          </w:tcPr>
+          <w:p>
+            <w:pPr>
+              <w:pStyle w:val="Compact"/>
+              <w:spacing w:before="20" w:after="20" w:line="280" w:lineRule="exact"/>
+              <w:jc w:val="left"/>
+            </w:pPr>
+            <w:r>
+              <w:rPr>
+                <w:rFonts w:ascii="Arial" w:hAnsi="Arial" w:eastAsia="맑은 고딕"/>
+                <w:color w:val="333333"/>
+                <w:sz w:val="18"/>
+              </w:rPr>
+              <w:t xml:space="preserve">[저장]</w:t>
+            </w:r>
+          </w:p>
+        </w:tc>
+        <w:tc>
+          <w:tcPr>
+            <w:tcBorders>
+              <w:top w:val="single" w:sz="4" w:space="0" w:color="BFBFBF"/>
+              <w:bottom w:val="single" w:sz="4" w:space="0" w:color="BFBFBF"/>
+              <w:left w:val="single" w:sz="4" w:space="0" w:color="BFBFBF"/>
+              <w:right w:val="single" w:sz="4" w:space="0" w:color="BFBFBF"/>
+            </w:tcBorders>
+            <w:shd w:fill="F2F7FB" w:val="clear"/>
+            <w:tcMar>
+              <w:top w:w="50" w:type="dxa"/>
+              <w:bottom w:w="50" w:type="dxa"/>
+              <w:left w:w="100" w:type="dxa"/>
+              <w:right w:w="100" w:type="dxa"/>
+            </w:tcMar>
+          </w:tcPr>
+          <w:p>
+            <w:pPr>
+              <w:pStyle w:val="Compact"/>
+              <w:spacing w:before="20" w:after="20" w:line="280" w:lineRule="exact"/>
+              <w:jc w:val="left"/>
+            </w:pPr>
+            <w:r>
+              <w:rPr>
+                <w:rFonts w:ascii="Arial" w:hAnsi="Arial" w:eastAsia="맑은 고딕"/>
+                <w:color w:val="333333"/>
+                <w:sz w:val="18"/>
+              </w:rPr>
+              <w:t xml:space="preserve">설정 저장 → 해당 액션 발생 시 알림 발송</w:t>
+            </w:r>
+          </w:p>
+        </w:tc>
+        <w:tc>
+          <w:tcPr>
+            <w:tcBorders>
+              <w:top w:val="single" w:sz="4" w:space="0" w:color="BFBFBF"/>
+              <w:bottom w:val="single" w:sz="4" w:space="0" w:color="BFBFBF"/>
+              <w:left w:val="single" w:sz="4" w:space="0" w:color="BFBFBF"/>
+              <w:right w:val="single" w:sz="4" w:space="0" w:color="BFBFBF"/>
+            </w:tcBorders>
+            <w:shd w:fill="F2F7FB" w:val="clear"/>
+            <w:tcMar>
+              <w:top w:w="50" w:type="dxa"/>
+              <w:bottom w:w="50" w:type="dxa"/>
+              <w:left w:w="100" w:type="dxa"/>
+              <w:right w:w="100" w:type="dxa"/>
+            </w:tcMar>
+          </w:tcPr>
+          <w:p>
+            <w:pPr>
+              <w:pStyle w:val="Compact"/>
+              <w:spacing w:before="20" w:after="20" w:line="280" w:lineRule="exact"/>
+              <w:jc w:val="left"/>
+            </w:pPr>
+            <w:r>
+              <w:rPr>
+                <w:rFonts w:ascii="Arial" w:hAnsi="Arial" w:eastAsia="맑은 고딕"/>
+                <w:color w:val="333333"/>
+                <w:sz w:val="18"/>
+              </w:rPr>
+              <w:t xml:space="preserve">실시간 알림 동작</w:t>
+            </w:r>
+          </w:p>
+        </w:tc>
+      </w:tr>
+    </w:tbl>
+    <w:p>
+      <w:r>
+        <w:pict>
+          <v:rect style="width:0;height:1.5pt" o:hralign="center" o:hrstd="t" o:hr="t"/>
+        </w:pict>
+      </w:r>
+    </w:p>
+    <w:p>
+      <w:pPr>
+        <w:pStyle w:val="Heading2"/>
+      </w:pPr>
+      <w:bookmarkStart w:id="32" w:name="개발자용-정책-설명"/>
+      <w:r>
+        <w:t xml:space="preserve">5. 개발자용 정책 설명</w:t>
+      </w:r>
+      <w:bookmarkEnd w:id="32"/>
+    </w:p>
+    <w:p>
+      <w:pPr>
+        <w:pStyle w:val="Heading3"/>
+      </w:pPr>
+      <w:bookmarkStart w:id="33" w:name="감사-로그-보존-정책"/>
+      <w:r>
+        <w:t xml:space="preserve">5.1. 감사 로그 보존 정책</w:t>
+      </w:r>
+      <w:bookmarkEnd w:id="33"/>
+    </w:p>
+    <w:p>
+      <w:pPr>
+        <w:pStyle w:val="SourceCode"/>
+      </w:pPr>
+      <w:r>
+        <w:rPr>
+          <w:rStyle w:val="VerbatimChar"/>
+        </w:rPr>
+        <w:t xml:space="preserve">보존 기간: 최소 1년 (법적 요건에 따라 연장 가능)</w:t>
+      </w:r>
+      <w:r>
+        <w:br/>
+      </w:r>
+      <w:r>
+        <w:rPr>
+          <w:rStyle w:val="VerbatimChar"/>
+        </w:rPr>
+        <w:t xml:space="preserve">삭제: 자동 삭제 불가. 관리자도 삭제 권한 없음 (append-only)</w:t>
+      </w:r>
+      <w:r>
+        <w:br/>
+      </w:r>
+      <w:r>
+        <w:rPr>
+          <w:rStyle w:val="VerbatimChar"/>
+        </w:rPr>
+        <w:t xml:space="preserve">아카이브: 6개월 경과 로그는 별도 아카이브 테이블로 이동 가능</w:t>
+      </w:r>
+    </w:p>
+    <w:p>
+      <w:pPr>
+        <w:pStyle w:val="Heading3"/>
+      </w:pPr>
+      <w:bookmarkStart w:id="34" w:name="severity-매핑"/>
+      <w:r>
+        <w:t xml:space="preserve">5.2. severity 매핑</w:t>
+      </w:r>
+      <w:bookmarkEnd w:id="34"/>
+    </w:p>
+    <w:p>
+      <w:pPr>
+        <w:pStyle w:val="SourceCode"/>
+      </w:pPr>
+      <w:r>
+        <w:rPr>
+          <w:rStyle w:val="VerbatimChar"/>
+        </w:rPr>
+        <w:t xml:space="preserve">CRITICAL: LOGIN_FAILED, ACCESS_DENIED, ACCESS_ATTEMPT, MFA_FAILED</w:t>
+      </w:r>
+      <w:r>
+        <w:br/>
+      </w:r>
+      <w:r>
+        <w:rPr>
+          <w:rStyle w:val="VerbatimChar"/>
+        </w:rPr>
+        <w:t xml:space="preserve">HIGH: USER_DELETED, PERMISSION_CHANGED, PASSWORD_CHANGED, UNMASK_DATA</w:t>
+      </w:r>
+      <w:r>
+        <w:br/>
+      </w:r>
+      <w:r>
+        <w:rPr>
+          <w:rStyle w:val="VerbatimChar"/>
+        </w:rPr>
+        <w:t xml:space="preserve">MEDIUM: USER_CREATED, USER_UPDATED, USER_STATUS_CHANGE, DATA_EXPORT, DATA_DOWNLOAD, SETTINGS_CHANGED</w:t>
+      </w:r>
+      <w:r>
+        <w:br/>
+      </w:r>
+      <w:r>
+        <w:rPr>
+          <w:rStyle w:val="VerbatimChar"/>
+        </w:rPr>
+        <w:t xml:space="preserve">LOW: LOGIN, LOGOUT, MFA_VERIFIED, SESSION_EXPIRED, DOWNLOAD_HISTORY_VIEW</w:t>
+      </w:r>
+    </w:p>
+    <w:p>
+      <w:pPr>
+        <w:pStyle w:val="Heading3"/>
+      </w:pPr>
+      <w:bookmarkStart w:id="35" w:name="알림-트리거-정책"/>
+      <w:r>
+        <w:t xml:space="preserve">5.3. 알림 트리거 정책</w:t>
+      </w:r>
+      <w:bookmarkEnd w:id="35"/>
+    </w:p>
+    <w:p>
+      <w:pPr>
+        <w:pStyle w:val="SourceCode"/>
+      </w:pPr>
+      <w:r>
+        <w:rPr>
+          <w:rStyle w:val="VerbatimChar"/>
+        </w:rPr>
+        <w:t xml:space="preserve">monitoredActions에 포함된 액션 발생 시:</w:t>
+      </w:r>
+      <w:r>
+        <w:br/>
+      </w:r>
+      <w:r>
+        <w:rPr>
+          <w:rStyle w:val="VerbatimChar"/>
+        </w:rPr>
+        <w:t xml:space="preserve">  - receiveEmail=true → 이메일 발송 (비동기 큐)</w:t>
+      </w:r>
+      <w:r>
+        <w:br/>
+      </w:r>
+      <w:r>
+        <w:rPr>
+          <w:rStyle w:val="VerbatimChar"/>
+        </w:rPr>
+        <w:t xml:space="preserve">  - receivePush=true → 관리자 앱 푸시 발송</w:t>
+      </w:r>
+      <w:r>
+        <w:br/>
+      </w:r>
+      <w:r>
+        <w:rPr>
+          <w:rStyle w:val="VerbatimChar"/>
+        </w:rPr>
+        <w:t xml:space="preserve">CRITICAL 액션: 알림 설정과 무관하게 항상 발송 (강제)</w:t>
       </w:r>
     </w:p>
     <w:sectPr/>
